--- a/Lab3/СИИ ИСТбд-31 Саранцев Семён ЛР 3.docx
+++ b/Lab3/СИИ ИСТбд-31 Саранцев Семён ЛР 3.docx
@@ -637,27 +637,7 @@
           <w:szCs w:val="28"/>
           <w:lang w:val="ru-RU"/>
         </w:rPr>
-        <w:t xml:space="preserve">- </w:t>
-      </w:r>
-      <w:proofErr w:type="spellStart"/>
-      <w:r>
-        <w:rPr>
-          <w:rFonts w:ascii="Times New Roman" w:hAnsi="Times New Roman" w:cs="Times New Roman"/>
-          <w:sz w:val="28"/>
-          <w:szCs w:val="28"/>
-          <w:lang w:val="ru-RU"/>
-        </w:rPr>
-        <w:t>кастомная</w:t>
-      </w:r>
-      <w:proofErr w:type="spellEnd"/>
-      <w:r>
-        <w:rPr>
-          <w:rFonts w:ascii="Times New Roman" w:hAnsi="Times New Roman" w:cs="Times New Roman"/>
-          <w:sz w:val="28"/>
-          <w:szCs w:val="28"/>
-          <w:lang w:val="ru-RU"/>
-        </w:rPr>
-        <w:t xml:space="preserve"> реализация с нуля (с векторизованными вычислениями и обработкой ничьих);</w:t>
+        <w:t>- кастомная реализация с нуля (с векторизованными вычислениями и обработкой ничьих);</w:t>
       </w:r>
     </w:p>
     <w:p>
@@ -677,27 +657,7 @@
           <w:szCs w:val="28"/>
           <w:lang w:val="ru-RU"/>
         </w:rPr>
-        <w:t>- с использованием эталонной библиотеки `</w:t>
-      </w:r>
-      <w:proofErr w:type="gramStart"/>
-      <w:r>
-        <w:rPr>
-          <w:rFonts w:ascii="Times New Roman" w:hAnsi="Times New Roman" w:cs="Times New Roman"/>
-          <w:sz w:val="28"/>
-          <w:szCs w:val="28"/>
-          <w:lang w:val="ru-RU"/>
-        </w:rPr>
-        <w:t>sklearn.neighbors</w:t>
-      </w:r>
-      <w:proofErr w:type="gramEnd"/>
-      <w:r>
-        <w:rPr>
-          <w:rFonts w:ascii="Times New Roman" w:hAnsi="Times New Roman" w:cs="Times New Roman"/>
-          <w:sz w:val="28"/>
-          <w:szCs w:val="28"/>
-          <w:lang w:val="ru-RU"/>
-        </w:rPr>
-        <w:t>.KNeighborsClassifier`.</w:t>
+        <w:t>- с использованием эталонной библиотеки `sklearn.neighbors.KNeighborsClassifier`.</w:t>
       </w:r>
     </w:p>
     <w:p>
@@ -716,7 +676,43 @@
           <w:szCs w:val="28"/>
           <w:lang w:val="ru-RU"/>
         </w:rPr>
-        <w:t>Провести сравнительный анализ предсказаний на тестовой выборке (включая объект «Томат»), исследовать влияние добавления нового класса «Выпечка» на разделяющие поверхности, визуализировать результаты.</w:t>
+        <w:t>Провести сравнительный анализ предсказаний на тестовой выборке (включая объект «</w:t>
+      </w:r>
+      <w:r>
+        <w:rPr>
+          <w:rFonts w:ascii="Times New Roman" w:hAnsi="Times New Roman" w:cs="Times New Roman"/>
+          <w:sz w:val="28"/>
+          <w:szCs w:val="28"/>
+          <w:lang w:val="ru-RU"/>
+        </w:rPr>
+        <w:t>томат</w:t>
+      </w:r>
+      <w:r>
+        <w:rPr>
+          <w:rFonts w:ascii="Times New Roman" w:hAnsi="Times New Roman" w:cs="Times New Roman"/>
+          <w:sz w:val="28"/>
+          <w:szCs w:val="28"/>
+          <w:lang w:val="ru-RU"/>
+        </w:rPr>
+        <w:t>»), исследовать влияние добавления нового класса «</w:t>
+      </w:r>
+      <w:r>
+        <w:rPr>
+          <w:rFonts w:ascii="Times New Roman" w:hAnsi="Times New Roman" w:cs="Times New Roman"/>
+          <w:sz w:val="28"/>
+          <w:szCs w:val="28"/>
+          <w:lang w:val="ru-RU"/>
+        </w:rPr>
+        <w:t>выпечка</w:t>
+      </w:r>
+      <w:r>
+        <w:rPr>
+          <w:rFonts w:ascii="Times New Roman" w:hAnsi="Times New Roman" w:cs="Times New Roman"/>
+          <w:sz w:val="28"/>
+          <w:szCs w:val="28"/>
+          <w:lang w:val="ru-RU"/>
+        </w:rPr>
+        <w:t>» на разделяющие поверхности, визуализировать результаты.</w:t>
       </w:r>
     </w:p>
     <w:p>
@@ -780,13 +776,11 @@
       </w:r>
       <w:r>
         <w:rPr>
-          <w:b/>
-          <w:bCs/>
           <w:color w:val="0F1115"/>
           <w:sz w:val="28"/>
           <w:szCs w:val="28"/>
         </w:rPr>
-        <w:t>Сладость</w:t>
+        <w:t>сладость</w:t>
       </w:r>
       <w:r>
         <w:rPr>
@@ -798,13 +792,11 @@
       </w:r>
       <w:r>
         <w:rPr>
-          <w:b/>
-          <w:bCs/>
           <w:color w:val="0F1115"/>
           <w:sz w:val="28"/>
           <w:szCs w:val="28"/>
         </w:rPr>
-        <w:t>Хруст</w:t>
+        <w:t>х</w:t>
       </w:r>
       <w:r>
         <w:rPr>
@@ -812,7 +804,15 @@
           <w:sz w:val="28"/>
           <w:szCs w:val="28"/>
         </w:rPr>
-        <w:t> (y). Каждый</w:t>
+        <w:t>руст (y).</w:t>
+      </w:r>
+      <w:r>
+        <w:rPr>
+          <w:color w:val="0F1115"/>
+          <w:sz w:val="28"/>
+          <w:szCs w:val="28"/>
+        </w:rPr>
+        <w:t xml:space="preserve"> Каждый</w:t>
       </w:r>
       <w:r>
         <w:rPr>
@@ -941,15 +941,7 @@
           <w:sz w:val="28"/>
           <w:szCs w:val="28"/>
         </w:rPr>
-        <w:t>Фрукт</w:t>
-      </w:r>
-      <w:r>
-        <w:rPr>
-          <w:color w:val="0F1115"/>
-          <w:sz w:val="28"/>
-          <w:szCs w:val="28"/>
-        </w:rPr>
-        <w:t>, </w:t>
+        <w:t>ф</w:t>
       </w:r>
       <w:r>
         <w:rPr>
@@ -959,7 +951,7 @@
           <w:sz w:val="28"/>
           <w:szCs w:val="28"/>
         </w:rPr>
-        <w:t>Овощ</w:t>
+        <w:t>рукт</w:t>
       </w:r>
       <w:r>
         <w:rPr>
@@ -977,7 +969,45 @@
           <w:sz w:val="28"/>
           <w:szCs w:val="28"/>
         </w:rPr>
-        <w:t>Протеин</w:t>
+        <w:t>о</w:t>
+      </w:r>
+      <w:r>
+        <w:rPr>
+          <w:i/>
+          <w:iCs/>
+          <w:color w:val="0F1115"/>
+          <w:sz w:val="28"/>
+          <w:szCs w:val="28"/>
+        </w:rPr>
+        <w:t>вощ</w:t>
+      </w:r>
+      <w:r>
+        <w:rPr>
+          <w:color w:val="0F1115"/>
+          <w:sz w:val="28"/>
+          <w:szCs w:val="28"/>
+        </w:rPr>
+        <w:t>, </w:t>
+      </w:r>
+      <w:r>
+        <w:rPr>
+          <w:i/>
+          <w:iCs/>
+          <w:color w:val="0F1115"/>
+          <w:sz w:val="28"/>
+          <w:szCs w:val="28"/>
+        </w:rPr>
+        <w:t>п</w:t>
+      </w:r>
+      <w:r>
+        <w:rPr>
+          <w:i/>
+          <w:iCs/>
+          <w:color w:val="0F1115"/>
+          <w:sz w:val="28"/>
+          <w:szCs w:val="28"/>
+        </w:rPr>
+        <w:t>ротеин</w:t>
       </w:r>
       <w:r>
         <w:rPr>
@@ -1051,145 +1081,57 @@
           <w:szCs w:val="28"/>
           <w:lang w:val="en-US"/>
         </w:rPr>
+        <w:t> CustomKNNClassifier </w:t>
+      </w:r>
+      <w:r>
+        <w:rPr>
+          <w:rFonts w:ascii="Times New Roman" w:eastAsia="Times New Roman" w:hAnsi="Times New Roman" w:cs="Times New Roman"/>
+          <w:color w:val="0F1115"/>
+          <w:sz w:val="28"/>
+          <w:szCs w:val="28"/>
+          <w:lang w:val="ru-RU"/>
+        </w:rPr>
+        <w:t>с</w:t>
+      </w:r>
+      <w:r>
+        <w:rPr>
+          <w:rFonts w:ascii="Times New Roman" w:eastAsia="Times New Roman" w:hAnsi="Times New Roman" w:cs="Times New Roman"/>
+          <w:color w:val="0F1115"/>
+          <w:sz w:val="28"/>
+          <w:szCs w:val="28"/>
+          <w:lang w:val="en-US"/>
+        </w:rPr>
         <w:t> </w:t>
       </w:r>
-      <w:proofErr w:type="spellStart"/>
       <w:r>
         <w:rPr>
           <w:rFonts w:ascii="Times New Roman" w:eastAsia="Times New Roman" w:hAnsi="Times New Roman" w:cs="Times New Roman"/>
           <w:color w:val="0F1115"/>
           <w:sz w:val="28"/>
           <w:szCs w:val="28"/>
+          <w:lang w:val="ru-RU"/>
+        </w:rPr>
+        <w:t>методами</w:t>
+      </w:r>
+      <w:r>
+        <w:rPr>
+          <w:rFonts w:ascii="Times New Roman" w:eastAsia="Times New Roman" w:hAnsi="Times New Roman" w:cs="Times New Roman"/>
+          <w:color w:val="0F1115"/>
+          <w:sz w:val="28"/>
+          <w:szCs w:val="28"/>
           <w:lang w:val="en-US"/>
         </w:rPr>
-        <w:t>CustomKNNClassifier</w:t>
-      </w:r>
-      <w:proofErr w:type="spellEnd"/>
+        <w:t xml:space="preserve"> fit, predict, predict_proba. </w:t>
+      </w:r>
       <w:r>
         <w:rPr>
           <w:rFonts w:ascii="Times New Roman" w:eastAsia="Times New Roman" w:hAnsi="Times New Roman" w:cs="Times New Roman"/>
           <w:color w:val="0F1115"/>
           <w:sz w:val="28"/>
           <w:szCs w:val="28"/>
-          <w:lang w:val="en-US"/>
-        </w:rPr>
-        <w:t> </w:t>
-      </w:r>
-      <w:r>
-        <w:rPr>
-          <w:rFonts w:ascii="Times New Roman" w:eastAsia="Times New Roman" w:hAnsi="Times New Roman" w:cs="Times New Roman"/>
-          <w:color w:val="0F1115"/>
-          <w:sz w:val="28"/>
-          <w:szCs w:val="28"/>
-          <w:lang w:val="ru-RU"/>
-        </w:rPr>
-        <w:t>с</w:t>
-      </w:r>
-      <w:r>
-        <w:rPr>
-          <w:rFonts w:ascii="Times New Roman" w:eastAsia="Times New Roman" w:hAnsi="Times New Roman" w:cs="Times New Roman"/>
-          <w:color w:val="0F1115"/>
-          <w:sz w:val="28"/>
-          <w:szCs w:val="28"/>
-          <w:lang w:val="en-US"/>
-        </w:rPr>
-        <w:t> </w:t>
-      </w:r>
-      <w:r>
-        <w:rPr>
-          <w:rFonts w:ascii="Times New Roman" w:eastAsia="Times New Roman" w:hAnsi="Times New Roman" w:cs="Times New Roman"/>
-          <w:color w:val="0F1115"/>
-          <w:sz w:val="28"/>
-          <w:szCs w:val="28"/>
-          <w:lang w:val="ru-RU"/>
-        </w:rPr>
-        <w:t>методами</w:t>
-      </w:r>
-      <w:r>
-        <w:rPr>
-          <w:rFonts w:ascii="Times New Roman" w:eastAsia="Times New Roman" w:hAnsi="Times New Roman" w:cs="Times New Roman"/>
-          <w:color w:val="0F1115"/>
-          <w:sz w:val="28"/>
-          <w:szCs w:val="28"/>
-          <w:lang w:val="en-US"/>
-        </w:rPr>
-        <w:t> fit, predict, </w:t>
-      </w:r>
-      <w:proofErr w:type="spellStart"/>
-      <w:r>
-        <w:rPr>
-          <w:rFonts w:ascii="Times New Roman" w:eastAsia="Times New Roman" w:hAnsi="Times New Roman" w:cs="Times New Roman"/>
-          <w:color w:val="0F1115"/>
-          <w:sz w:val="28"/>
-          <w:szCs w:val="28"/>
-          <w:lang w:val="en-US"/>
-        </w:rPr>
-        <w:t>predict_proba</w:t>
-      </w:r>
-      <w:proofErr w:type="spellEnd"/>
-      <w:r>
-        <w:rPr>
-          <w:rFonts w:ascii="Times New Roman" w:eastAsia="Times New Roman" w:hAnsi="Times New Roman" w:cs="Times New Roman"/>
-          <w:color w:val="0F1115"/>
-          <w:sz w:val="28"/>
-          <w:szCs w:val="28"/>
-          <w:lang w:val="en-US"/>
-        </w:rPr>
-        <w:t xml:space="preserve">. </w:t>
-      </w:r>
-      <w:r>
-        <w:rPr>
-          <w:rFonts w:ascii="Times New Roman" w:eastAsia="Times New Roman" w:hAnsi="Times New Roman" w:cs="Times New Roman"/>
-          <w:color w:val="0F1115"/>
-          <w:sz w:val="28"/>
-          <w:szCs w:val="28"/>
-          <w:lang w:val="ru-RU"/>
-        </w:rPr>
-        <w:t xml:space="preserve">Расстояния вычислять </w:t>
-      </w:r>
-      <w:proofErr w:type="spellStart"/>
-      <w:r>
-        <w:rPr>
-          <w:rFonts w:ascii="Times New Roman" w:eastAsia="Times New Roman" w:hAnsi="Times New Roman" w:cs="Times New Roman"/>
-          <w:color w:val="0F1115"/>
-          <w:sz w:val="28"/>
-          <w:szCs w:val="28"/>
-          <w:lang w:val="ru-RU"/>
-        </w:rPr>
-        <w:t>векторизованно</w:t>
-      </w:r>
-      <w:proofErr w:type="spellEnd"/>
-      <w:r>
-        <w:rPr>
-          <w:rFonts w:ascii="Times New Roman" w:eastAsia="Times New Roman" w:hAnsi="Times New Roman" w:cs="Times New Roman"/>
-          <w:color w:val="0F1115"/>
-          <w:sz w:val="28"/>
-          <w:szCs w:val="28"/>
-          <w:lang w:val="ru-RU"/>
-        </w:rPr>
-        <w:t xml:space="preserve"> (</w:t>
-      </w:r>
-      <w:proofErr w:type="spellStart"/>
-      <w:r>
-        <w:rPr>
-          <w:rFonts w:ascii="Times New Roman" w:eastAsia="Times New Roman" w:hAnsi="Times New Roman" w:cs="Times New Roman"/>
-          <w:color w:val="0F1115"/>
-          <w:sz w:val="28"/>
-          <w:szCs w:val="28"/>
-          <w:lang w:val="ru-RU"/>
-        </w:rPr>
-        <w:t>NumPy</w:t>
-      </w:r>
-      <w:proofErr w:type="spellEnd"/>
-      <w:r>
-        <w:rPr>
-          <w:rFonts w:ascii="Times New Roman" w:eastAsia="Times New Roman" w:hAnsi="Times New Roman" w:cs="Times New Roman"/>
-          <w:color w:val="0F1115"/>
-          <w:sz w:val="28"/>
-          <w:szCs w:val="28"/>
-          <w:lang w:val="ru-RU"/>
-        </w:rPr>
-        <w:t>), реализовать разрешение ничьих.</w:t>
+          <w:lang w:val="ru-RU"/>
+        </w:rPr>
+        <w:t>Расстояния вычислять векторизованно (NumPy), реализовать разрешение ничьих.</w:t>
       </w:r>
     </w:p>
     <w:p>
@@ -1216,9 +1158,8 @@
           <w:szCs w:val="28"/>
           <w:lang w:val="ru-RU"/>
         </w:rPr>
-        <w:t xml:space="preserve">Сравнить предсказания </w:t>
-      </w:r>
-      <w:proofErr w:type="spellStart"/>
+        <w:t>Сравнить предсказания кастомной модели и sklearn на тестовых объектах (</w:t>
+      </w:r>
       <w:r>
         <w:rPr>
           <w:rFonts w:ascii="Times New Roman" w:eastAsia="Times New Roman" w:hAnsi="Times New Roman" w:cs="Times New Roman"/>
@@ -1227,9 +1168,8 @@
           <w:szCs w:val="28"/>
           <w:lang w:val="ru-RU"/>
         </w:rPr>
-        <w:t>кастомной</w:t>
-      </w:r>
-      <w:proofErr w:type="spellEnd"/>
+        <w:t>т</w:t>
+      </w:r>
       <w:r>
         <w:rPr>
           <w:rFonts w:ascii="Times New Roman" w:eastAsia="Times New Roman" w:hAnsi="Times New Roman" w:cs="Times New Roman"/>
@@ -1238,9 +1178,8 @@
           <w:szCs w:val="28"/>
           <w:lang w:val="ru-RU"/>
         </w:rPr>
-        <w:t xml:space="preserve"> модели и </w:t>
-      </w:r>
-      <w:proofErr w:type="spellStart"/>
+        <w:t xml:space="preserve">омат, </w:t>
+      </w:r>
       <w:r>
         <w:rPr>
           <w:rFonts w:ascii="Times New Roman" w:eastAsia="Times New Roman" w:hAnsi="Times New Roman" w:cs="Times New Roman"/>
@@ -1249,9 +1188,8 @@
           <w:szCs w:val="28"/>
           <w:lang w:val="ru-RU"/>
         </w:rPr>
-        <w:t>sklearn</w:t>
-      </w:r>
-      <w:proofErr w:type="spellEnd"/>
+        <w:t>м</w:t>
+      </w:r>
       <w:r>
         <w:rPr>
           <w:rFonts w:ascii="Times New Roman" w:eastAsia="Times New Roman" w:hAnsi="Times New Roman" w:cs="Times New Roman"/>
@@ -1260,7 +1198,27 @@
           <w:szCs w:val="28"/>
           <w:lang w:val="ru-RU"/>
         </w:rPr>
-        <w:t> на тестовых объектах (Томат, Мороженое, Картофель фри) при k=3.</w:t>
+        <w:t xml:space="preserve">ороженое, </w:t>
+      </w:r>
+      <w:r>
+        <w:rPr>
+          <w:rFonts w:ascii="Times New Roman" w:eastAsia="Times New Roman" w:hAnsi="Times New Roman" w:cs="Times New Roman"/>
+          <w:color w:val="0F1115"/>
+          <w:sz w:val="28"/>
+          <w:szCs w:val="28"/>
+          <w:lang w:val="ru-RU"/>
+        </w:rPr>
+        <w:t>к</w:t>
+      </w:r>
+      <w:r>
+        <w:rPr>
+          <w:rFonts w:ascii="Times New Roman" w:eastAsia="Times New Roman" w:hAnsi="Times New Roman" w:cs="Times New Roman"/>
+          <w:color w:val="0F1115"/>
+          <w:sz w:val="28"/>
+          <w:szCs w:val="28"/>
+          <w:lang w:val="ru-RU"/>
+        </w:rPr>
+        <w:t>артофель фри) при k=3.</w:t>
       </w:r>
     </w:p>
     <w:p>
@@ -1287,51 +1245,7 @@
           <w:szCs w:val="28"/>
           <w:lang w:val="ru-RU"/>
         </w:rPr>
-        <w:t>Построить разделяющие поверхности (</w:t>
-      </w:r>
-      <w:proofErr w:type="spellStart"/>
-      <w:r>
-        <w:rPr>
-          <w:rFonts w:ascii="Times New Roman" w:eastAsia="Times New Roman" w:hAnsi="Times New Roman" w:cs="Times New Roman"/>
-          <w:color w:val="0F1115"/>
-          <w:sz w:val="28"/>
-          <w:szCs w:val="28"/>
-          <w:lang w:val="ru-RU"/>
-        </w:rPr>
-        <w:t>decision</w:t>
-      </w:r>
-      <w:proofErr w:type="spellEnd"/>
-      <w:r>
-        <w:rPr>
-          <w:rFonts w:ascii="Times New Roman" w:eastAsia="Times New Roman" w:hAnsi="Times New Roman" w:cs="Times New Roman"/>
-          <w:color w:val="0F1115"/>
-          <w:sz w:val="28"/>
-          <w:szCs w:val="28"/>
-          <w:lang w:val="ru-RU"/>
-        </w:rPr>
-        <w:t xml:space="preserve"> </w:t>
-      </w:r>
-      <w:proofErr w:type="spellStart"/>
-      <w:r>
-        <w:rPr>
-          <w:rFonts w:ascii="Times New Roman" w:eastAsia="Times New Roman" w:hAnsi="Times New Roman" w:cs="Times New Roman"/>
-          <w:color w:val="0F1115"/>
-          <w:sz w:val="28"/>
-          <w:szCs w:val="28"/>
-          <w:lang w:val="ru-RU"/>
-        </w:rPr>
-        <w:t>boundaries</w:t>
-      </w:r>
-      <w:proofErr w:type="spellEnd"/>
-      <w:r>
-        <w:rPr>
-          <w:rFonts w:ascii="Times New Roman" w:eastAsia="Times New Roman" w:hAnsi="Times New Roman" w:cs="Times New Roman"/>
-          <w:color w:val="0F1115"/>
-          <w:sz w:val="28"/>
-          <w:szCs w:val="28"/>
-          <w:lang w:val="ru-RU"/>
-        </w:rPr>
-        <w:t>) для исходных трёх классов.</w:t>
+        <w:t>Построить разделяющие поверхности (decision boundaries) для исходных трёх классов.</w:t>
       </w:r>
     </w:p>
     <w:p>
@@ -1358,9 +1272,8 @@
           <w:szCs w:val="28"/>
           <w:lang w:val="ru-RU"/>
         </w:rPr>
-        <w:t xml:space="preserve">Добавить в </w:t>
-      </w:r>
-      <w:proofErr w:type="spellStart"/>
+        <w:t>Добавить в датасет три продукта нового класса «</w:t>
+      </w:r>
       <w:r>
         <w:rPr>
           <w:rFonts w:ascii="Times New Roman" w:eastAsia="Times New Roman" w:hAnsi="Times New Roman" w:cs="Times New Roman"/>
@@ -1369,9 +1282,8 @@
           <w:szCs w:val="28"/>
           <w:lang w:val="ru-RU"/>
         </w:rPr>
-        <w:t>датасет</w:t>
-      </w:r>
-      <w:proofErr w:type="spellEnd"/>
+        <w:t>в</w:t>
+      </w:r>
       <w:r>
         <w:rPr>
           <w:rFonts w:ascii="Times New Roman" w:eastAsia="Times New Roman" w:hAnsi="Times New Roman" w:cs="Times New Roman"/>
@@ -1380,7 +1292,7 @@
           <w:szCs w:val="28"/>
           <w:lang w:val="ru-RU"/>
         </w:rPr>
-        <w:t xml:space="preserve"> три продукта нового класса «Выпечка», переобучить модели и построить разделяющие поверхности для четырёх классов.</w:t>
+        <w:t>ыпечка», переобучить модели и построить разделяющие поверхности для четырёх классов.</w:t>
       </w:r>
     </w:p>
     <w:p>
@@ -1407,29 +1319,7 @@
           <w:szCs w:val="28"/>
           <w:lang w:val="ru-RU"/>
         </w:rPr>
-        <w:t xml:space="preserve">Провести дополнительное тестирование: </w:t>
-      </w:r>
-      <w:proofErr w:type="spellStart"/>
-      <w:r>
-        <w:rPr>
-          <w:rFonts w:ascii="Times New Roman" w:eastAsia="Times New Roman" w:hAnsi="Times New Roman" w:cs="Times New Roman"/>
-          <w:color w:val="0F1115"/>
-          <w:sz w:val="28"/>
-          <w:szCs w:val="28"/>
-          <w:lang w:val="ru-RU"/>
-        </w:rPr>
-        <w:t>Leave</w:t>
-      </w:r>
-      <w:proofErr w:type="spellEnd"/>
-      <w:r>
-        <w:rPr>
-          <w:rFonts w:ascii="Times New Roman" w:eastAsia="Times New Roman" w:hAnsi="Times New Roman" w:cs="Times New Roman"/>
-          <w:color w:val="0F1115"/>
-          <w:sz w:val="28"/>
-          <w:szCs w:val="28"/>
-          <w:lang w:val="ru-RU"/>
-        </w:rPr>
-        <w:t>-One-Out кросс-валидацию, тесты «белого ящика» (проверка обработки ничьей) и «чёрного ящика» (устойчивость к выбросам).</w:t>
+        <w:t>Провести дополнительное тестирование: Leave-One-Out кросс-валидацию, тесты «белого ящика» (проверка обработки ничьей) и «чёрного ящика» (устойчивость к выбросам).</w:t>
       </w:r>
     </w:p>
     <w:p>
@@ -1713,45 +1603,8 @@
           <w:szCs w:val="28"/>
           <w:lang w:val="ru-RU"/>
         </w:rPr>
-        <w:t xml:space="preserve">2. </w:t>
-      </w:r>
-      <w:proofErr w:type="spellStart"/>
-      <w:r>
-        <w:rPr>
-          <w:rFonts w:ascii="Times New Roman" w:hAnsi="Times New Roman" w:cs="Times New Roman"/>
-          <w:b/>
-          <w:bCs/>
-          <w:sz w:val="28"/>
-          <w:szCs w:val="28"/>
-          <w:lang w:val="ru-RU"/>
-        </w:rPr>
-        <w:t>Кастомная</w:t>
-      </w:r>
-      <w:proofErr w:type="spellEnd"/>
-      <w:r>
-        <w:rPr>
-          <w:rFonts w:ascii="Times New Roman" w:hAnsi="Times New Roman" w:cs="Times New Roman"/>
-          <w:b/>
-          <w:bCs/>
-          <w:sz w:val="28"/>
-          <w:szCs w:val="28"/>
-          <w:lang w:val="ru-RU"/>
-        </w:rPr>
-        <w:t xml:space="preserve"> реализация </w:t>
-      </w:r>
-      <w:proofErr w:type="spellStart"/>
-      <w:r>
-        <w:rPr>
-          <w:rFonts w:ascii="Times New Roman" w:hAnsi="Times New Roman" w:cs="Times New Roman"/>
-          <w:b/>
-          <w:bCs/>
-          <w:sz w:val="28"/>
-          <w:szCs w:val="28"/>
-          <w:lang w:val="ru-RU"/>
-        </w:rPr>
-        <w:t>CustomKNNClassifier</w:t>
-      </w:r>
-      <w:proofErr w:type="spellEnd"/>
+        <w:t>2. Кастомная реализация CustomKNNClassifier</w:t>
+      </w:r>
     </w:p>
     <w:p>
       <w:pPr>
@@ -1767,45 +1620,14 @@
           <w:lang w:val="ru-RU"/>
         </w:rPr>
       </w:pPr>
-      <w:proofErr w:type="spellStart"/>
-      <w:r>
-        <w:rPr>
-          <w:rFonts w:ascii="Times New Roman" w:hAnsi="Times New Roman" w:cs="Times New Roman"/>
-          <w:sz w:val="28"/>
-          <w:szCs w:val="28"/>
-          <w:lang w:val="ru-RU"/>
-        </w:rPr>
-        <w:t>fit</w:t>
-      </w:r>
-      <w:proofErr w:type="spellEnd"/>
-      <w:r>
-        <w:rPr>
-          <w:rFonts w:ascii="Times New Roman" w:hAnsi="Times New Roman" w:cs="Times New Roman"/>
-          <w:sz w:val="28"/>
-          <w:szCs w:val="28"/>
-          <w:lang w:val="ru-RU"/>
-        </w:rPr>
-        <w:t xml:space="preserve"> – сохраняет обучающие признаки и метки, кодирует строковые классы в числа (через </w:t>
-      </w:r>
-      <w:proofErr w:type="spellStart"/>
-      <w:r>
-        <w:rPr>
-          <w:rFonts w:ascii="Times New Roman" w:hAnsi="Times New Roman" w:cs="Times New Roman"/>
-          <w:sz w:val="28"/>
-          <w:szCs w:val="28"/>
-          <w:lang w:val="ru-RU"/>
-        </w:rPr>
-        <w:t>LabelEncoder</w:t>
-      </w:r>
-      <w:proofErr w:type="spellEnd"/>
-      <w:r>
-        <w:rPr>
-          <w:rFonts w:ascii="Times New Roman" w:hAnsi="Times New Roman" w:cs="Times New Roman"/>
-          <w:sz w:val="28"/>
-          <w:szCs w:val="28"/>
-          <w:lang w:val="ru-RU"/>
-        </w:rPr>
-        <w:t>).</w:t>
+      <w:r>
+        <w:rPr>
+          <w:rFonts w:ascii="Times New Roman" w:hAnsi="Times New Roman" w:cs="Times New Roman"/>
+          <w:sz w:val="28"/>
+          <w:szCs w:val="28"/>
+          <w:lang w:val="ru-RU"/>
+        </w:rPr>
+        <w:t>fit – сохраняет обучающие признаки и метки, кодирует строковые классы в числа (через LabelEncoder).</w:t>
       </w:r>
     </w:p>
     <w:p>
@@ -1822,25 +1644,14 @@
           <w:lang w:val="ru-RU"/>
         </w:rPr>
       </w:pPr>
-      <w:proofErr w:type="spellStart"/>
-      <w:r>
-        <w:rPr>
-          <w:rFonts w:ascii="Times New Roman" w:hAnsi="Times New Roman" w:cs="Times New Roman"/>
-          <w:sz w:val="28"/>
-          <w:szCs w:val="28"/>
-          <w:lang w:val="ru-RU"/>
-        </w:rPr>
-        <w:t>predict</w:t>
-      </w:r>
-      <w:proofErr w:type="spellEnd"/>
-      <w:r>
-        <w:rPr>
-          <w:rFonts w:ascii="Times New Roman" w:hAnsi="Times New Roman" w:cs="Times New Roman"/>
-          <w:sz w:val="28"/>
-          <w:szCs w:val="28"/>
-          <w:lang w:val="ru-RU"/>
-        </w:rPr>
-        <w:t> – для каждого тестового объекта:</w:t>
+      <w:r>
+        <w:rPr>
+          <w:rFonts w:ascii="Times New Roman" w:hAnsi="Times New Roman" w:cs="Times New Roman"/>
+          <w:sz w:val="28"/>
+          <w:szCs w:val="28"/>
+          <w:lang w:val="ru-RU"/>
+        </w:rPr>
+        <w:t>predict – для каждого тестового объекта:</w:t>
       </w:r>
     </w:p>
     <w:p>
@@ -1857,107 +1668,14 @@
           <w:lang w:val="ru-RU"/>
         </w:rPr>
       </w:pPr>
-      <w:proofErr w:type="spellStart"/>
-      <w:r>
-        <w:rPr>
-          <w:rFonts w:ascii="Times New Roman" w:hAnsi="Times New Roman" w:cs="Times New Roman"/>
-          <w:sz w:val="28"/>
-          <w:szCs w:val="28"/>
-          <w:lang w:val="ru-RU"/>
-        </w:rPr>
-        <w:t>векторизованно</w:t>
-      </w:r>
-      <w:proofErr w:type="spellEnd"/>
-      <w:r>
-        <w:rPr>
-          <w:rFonts w:ascii="Times New Roman" w:hAnsi="Times New Roman" w:cs="Times New Roman"/>
-          <w:sz w:val="28"/>
-          <w:szCs w:val="28"/>
-          <w:lang w:val="ru-RU"/>
-        </w:rPr>
-        <w:t xml:space="preserve"> вычисляет расстояния до всех обучающих объектов (используется </w:t>
-      </w:r>
-      <w:proofErr w:type="spellStart"/>
-      <w:proofErr w:type="gramStart"/>
-      <w:r>
-        <w:rPr>
-          <w:rFonts w:ascii="Times New Roman" w:hAnsi="Times New Roman" w:cs="Times New Roman"/>
-          <w:sz w:val="28"/>
-          <w:szCs w:val="28"/>
-          <w:lang w:val="ru-RU"/>
-        </w:rPr>
-        <w:t>np.sqrt</w:t>
-      </w:r>
-      <w:proofErr w:type="spellEnd"/>
-      <w:proofErr w:type="gramEnd"/>
-      <w:r>
-        <w:rPr>
-          <w:rFonts w:ascii="Times New Roman" w:hAnsi="Times New Roman" w:cs="Times New Roman"/>
-          <w:sz w:val="28"/>
-          <w:szCs w:val="28"/>
-          <w:lang w:val="ru-RU"/>
-        </w:rPr>
-        <w:t>(</w:t>
-      </w:r>
-      <w:proofErr w:type="spellStart"/>
-      <w:r>
-        <w:rPr>
-          <w:rFonts w:ascii="Times New Roman" w:hAnsi="Times New Roman" w:cs="Times New Roman"/>
-          <w:sz w:val="28"/>
-          <w:szCs w:val="28"/>
-          <w:lang w:val="ru-RU"/>
-        </w:rPr>
-        <w:t>np.sum</w:t>
-      </w:r>
-      <w:proofErr w:type="spellEnd"/>
-      <w:r>
-        <w:rPr>
-          <w:rFonts w:ascii="Times New Roman" w:hAnsi="Times New Roman" w:cs="Times New Roman"/>
-          <w:sz w:val="28"/>
-          <w:szCs w:val="28"/>
-          <w:lang w:val="ru-RU"/>
-        </w:rPr>
-        <w:t>((</w:t>
-      </w:r>
-      <w:proofErr w:type="spellStart"/>
-      <w:r>
-        <w:rPr>
-          <w:rFonts w:ascii="Times New Roman" w:hAnsi="Times New Roman" w:cs="Times New Roman"/>
-          <w:sz w:val="28"/>
-          <w:szCs w:val="28"/>
-          <w:lang w:val="ru-RU"/>
-        </w:rPr>
-        <w:t>X_train</w:t>
-      </w:r>
-      <w:proofErr w:type="spellEnd"/>
-      <w:r>
-        <w:rPr>
-          <w:rFonts w:ascii="Times New Roman" w:hAnsi="Times New Roman" w:cs="Times New Roman"/>
-          <w:sz w:val="28"/>
-          <w:szCs w:val="28"/>
-          <w:lang w:val="ru-RU"/>
-        </w:rPr>
-        <w:t xml:space="preserve"> - x)**2, </w:t>
-      </w:r>
-      <w:proofErr w:type="spellStart"/>
-      <w:r>
-        <w:rPr>
-          <w:rFonts w:ascii="Times New Roman" w:hAnsi="Times New Roman" w:cs="Times New Roman"/>
-          <w:sz w:val="28"/>
-          <w:szCs w:val="28"/>
-          <w:lang w:val="ru-RU"/>
-        </w:rPr>
-        <w:t>axis</w:t>
-      </w:r>
-      <w:proofErr w:type="spellEnd"/>
-      <w:r>
-        <w:rPr>
-          <w:rFonts w:ascii="Times New Roman" w:hAnsi="Times New Roman" w:cs="Times New Roman"/>
-          <w:sz w:val="28"/>
-          <w:szCs w:val="28"/>
-          <w:lang w:val="ru-RU"/>
-        </w:rPr>
-        <w:t>=1)));</w:t>
+      <w:r>
+        <w:rPr>
+          <w:rFonts w:ascii="Times New Roman" w:hAnsi="Times New Roman" w:cs="Times New Roman"/>
+          <w:sz w:val="28"/>
+          <w:szCs w:val="28"/>
+          <w:lang w:val="ru-RU"/>
+        </w:rPr>
+        <w:t>векторизованно вычисляет расстояния до всех обучающих объектов (используется np.sqrt(np.sum((X_train - x)**2, axis=1)));</w:t>
       </w:r>
     </w:p>
     <w:p>
@@ -2005,29 +1723,7 @@
           <w:szCs w:val="28"/>
           <w:lang w:val="ru-RU"/>
         </w:rPr>
-        <w:t>подсчитывает голоса через </w:t>
-      </w:r>
-      <w:proofErr w:type="spellStart"/>
-      <w:proofErr w:type="gramStart"/>
-      <w:r>
-        <w:rPr>
-          <w:rFonts w:ascii="Times New Roman" w:hAnsi="Times New Roman" w:cs="Times New Roman"/>
-          <w:sz w:val="28"/>
-          <w:szCs w:val="28"/>
-          <w:lang w:val="ru-RU"/>
-        </w:rPr>
-        <w:t>np.unique</w:t>
-      </w:r>
-      <w:proofErr w:type="spellEnd"/>
-      <w:proofErr w:type="gramEnd"/>
-      <w:r>
-        <w:rPr>
-          <w:rFonts w:ascii="Times New Roman" w:hAnsi="Times New Roman" w:cs="Times New Roman"/>
-          <w:sz w:val="28"/>
-          <w:szCs w:val="28"/>
-          <w:lang w:val="ru-RU"/>
-        </w:rPr>
-        <w:t>;</w:t>
+        <w:t>подсчитывает голоса через np.unique;</w:t>
       </w:r>
     </w:p>
     <w:p>
@@ -2068,25 +1764,14 @@
           <w:lang w:val="ru-RU"/>
         </w:rPr>
       </w:pPr>
-      <w:proofErr w:type="spellStart"/>
-      <w:r>
-        <w:rPr>
-          <w:rFonts w:ascii="Times New Roman" w:hAnsi="Times New Roman" w:cs="Times New Roman"/>
-          <w:sz w:val="28"/>
-          <w:szCs w:val="28"/>
-          <w:lang w:val="ru-RU"/>
-        </w:rPr>
-        <w:t>predict_proba</w:t>
-      </w:r>
-      <w:proofErr w:type="spellEnd"/>
-      <w:r>
-        <w:rPr>
-          <w:rFonts w:ascii="Times New Roman" w:hAnsi="Times New Roman" w:cs="Times New Roman"/>
-          <w:sz w:val="28"/>
-          <w:szCs w:val="28"/>
-          <w:lang w:val="ru-RU"/>
-        </w:rPr>
-        <w:t> – возвращает доли каждого класса среди k соседей.</w:t>
+      <w:r>
+        <w:rPr>
+          <w:rFonts w:ascii="Times New Roman" w:hAnsi="Times New Roman" w:cs="Times New Roman"/>
+          <w:sz w:val="28"/>
+          <w:szCs w:val="28"/>
+          <w:lang w:val="ru-RU"/>
+        </w:rPr>
+        <w:t>predict_proba – возвращает доли каждого класса среди k соседей.</w:t>
       </w:r>
     </w:p>
     <w:p>
@@ -2122,10 +1807,43 @@
           <w:szCs w:val="28"/>
           <w:lang w:val="ru-RU"/>
         </w:rPr>
-        <w:t>3. Эталонная реализация (</w:t>
-      </w:r>
-      <w:proofErr w:type="spellStart"/>
-      <w:r>
+        <w:t>3. Эталонная реализация (sklearn)</w:t>
+      </w:r>
+    </w:p>
+    <w:p>
+      <w:pPr>
+        <w:jc w:val="both"/>
+        <w:rPr>
+          <w:rFonts w:ascii="Times New Roman" w:hAnsi="Times New Roman" w:cs="Times New Roman"/>
+          <w:sz w:val="28"/>
+          <w:szCs w:val="28"/>
+          <w:lang w:val="ru-RU"/>
+        </w:rPr>
+      </w:pPr>
+      <w:r>
+        <w:rPr>
+          <w:rFonts w:ascii="Times New Roman" w:hAnsi="Times New Roman" w:cs="Times New Roman"/>
+          <w:sz w:val="28"/>
+          <w:szCs w:val="28"/>
+          <w:lang w:val="ru-RU"/>
+        </w:rPr>
+        <w:t>Используется KNeighborsClassifier(n_neighbors=k, metric='euclidean') с теми же параметрами. Сравнение предсказаний позволяет верифицировать кастомную реализацию.</w:t>
+      </w:r>
+    </w:p>
+    <w:p>
+      <w:pPr>
+        <w:jc w:val="both"/>
+        <w:rPr>
+          <w:rFonts w:ascii="Times New Roman" w:hAnsi="Times New Roman" w:cs="Times New Roman"/>
+          <w:sz w:val="28"/>
+          <w:szCs w:val="28"/>
+          <w:lang w:val="ru-RU"/>
+        </w:rPr>
+      </w:pPr>
+    </w:p>
+    <w:p>
+      <w:pPr>
+        <w:jc w:val="both"/>
         <w:rPr>
           <w:rFonts w:ascii="Times New Roman" w:hAnsi="Times New Roman" w:cs="Times New Roman"/>
           <w:b/>
@@ -2134,9 +1852,7 @@
           <w:szCs w:val="28"/>
           <w:lang w:val="ru-RU"/>
         </w:rPr>
-        <w:t>sklearn</w:t>
-      </w:r>
-      <w:proofErr w:type="spellEnd"/>
+      </w:pPr>
       <w:r>
         <w:rPr>
           <w:rFonts w:ascii="Times New Roman" w:hAnsi="Times New Roman" w:cs="Times New Roman"/>
@@ -2146,7 +1862,7 @@
           <w:szCs w:val="28"/>
           <w:lang w:val="ru-RU"/>
         </w:rPr>
-        <w:t>)</w:t>
+        <w:t>4. Тестирование методом «белого ящика» (White-Box)</w:t>
       </w:r>
     </w:p>
     <w:p>
@@ -2166,109 +1882,7 @@
           <w:szCs w:val="28"/>
           <w:lang w:val="ru-RU"/>
         </w:rPr>
-        <w:t>Используется </w:t>
-      </w:r>
-      <w:proofErr w:type="spellStart"/>
-      <w:proofErr w:type="gramStart"/>
-      <w:r>
-        <w:rPr>
-          <w:rFonts w:ascii="Times New Roman" w:hAnsi="Times New Roman" w:cs="Times New Roman"/>
-          <w:sz w:val="28"/>
-          <w:szCs w:val="28"/>
-          <w:lang w:val="ru-RU"/>
-        </w:rPr>
-        <w:t>KNeighborsClassifier</w:t>
-      </w:r>
-      <w:proofErr w:type="spellEnd"/>
-      <w:r>
-        <w:rPr>
-          <w:rFonts w:ascii="Times New Roman" w:hAnsi="Times New Roman" w:cs="Times New Roman"/>
-          <w:sz w:val="28"/>
-          <w:szCs w:val="28"/>
-          <w:lang w:val="ru-RU"/>
-        </w:rPr>
-        <w:t>(</w:t>
-      </w:r>
-      <w:proofErr w:type="spellStart"/>
-      <w:proofErr w:type="gramEnd"/>
-      <w:r>
-        <w:rPr>
-          <w:rFonts w:ascii="Times New Roman" w:hAnsi="Times New Roman" w:cs="Times New Roman"/>
-          <w:sz w:val="28"/>
-          <w:szCs w:val="28"/>
-          <w:lang w:val="ru-RU"/>
-        </w:rPr>
-        <w:t>n_neighbors</w:t>
-      </w:r>
-      <w:proofErr w:type="spellEnd"/>
-      <w:r>
-        <w:rPr>
-          <w:rFonts w:ascii="Times New Roman" w:hAnsi="Times New Roman" w:cs="Times New Roman"/>
-          <w:sz w:val="28"/>
-          <w:szCs w:val="28"/>
-          <w:lang w:val="ru-RU"/>
-        </w:rPr>
-        <w:t xml:space="preserve">=k, </w:t>
-      </w:r>
-      <w:proofErr w:type="spellStart"/>
-      <w:r>
-        <w:rPr>
-          <w:rFonts w:ascii="Times New Roman" w:hAnsi="Times New Roman" w:cs="Times New Roman"/>
-          <w:sz w:val="28"/>
-          <w:szCs w:val="28"/>
-          <w:lang w:val="ru-RU"/>
-        </w:rPr>
-        <w:t>metric</w:t>
-      </w:r>
-      <w:proofErr w:type="spellEnd"/>
-      <w:r>
-        <w:rPr>
-          <w:rFonts w:ascii="Times New Roman" w:hAnsi="Times New Roman" w:cs="Times New Roman"/>
-          <w:sz w:val="28"/>
-          <w:szCs w:val="28"/>
-          <w:lang w:val="ru-RU"/>
-        </w:rPr>
-        <w:t>='</w:t>
-      </w:r>
-      <w:proofErr w:type="spellStart"/>
-      <w:r>
-        <w:rPr>
-          <w:rFonts w:ascii="Times New Roman" w:hAnsi="Times New Roman" w:cs="Times New Roman"/>
-          <w:sz w:val="28"/>
-          <w:szCs w:val="28"/>
-          <w:lang w:val="ru-RU"/>
-        </w:rPr>
-        <w:t>euclidean</w:t>
-      </w:r>
-      <w:proofErr w:type="spellEnd"/>
-      <w:r>
-        <w:rPr>
-          <w:rFonts w:ascii="Times New Roman" w:hAnsi="Times New Roman" w:cs="Times New Roman"/>
-          <w:sz w:val="28"/>
-          <w:szCs w:val="28"/>
-          <w:lang w:val="ru-RU"/>
-        </w:rPr>
-        <w:t xml:space="preserve">') с теми же параметрами. Сравнение предсказаний позволяет верифицировать </w:t>
-      </w:r>
-      <w:proofErr w:type="spellStart"/>
-      <w:r>
-        <w:rPr>
-          <w:rFonts w:ascii="Times New Roman" w:hAnsi="Times New Roman" w:cs="Times New Roman"/>
-          <w:sz w:val="28"/>
-          <w:szCs w:val="28"/>
-          <w:lang w:val="ru-RU"/>
-        </w:rPr>
-        <w:t>кастомную</w:t>
-      </w:r>
-      <w:proofErr w:type="spellEnd"/>
-      <w:r>
-        <w:rPr>
-          <w:rFonts w:ascii="Times New Roman" w:hAnsi="Times New Roman" w:cs="Times New Roman"/>
-          <w:sz w:val="28"/>
-          <w:szCs w:val="28"/>
-          <w:lang w:val="ru-RU"/>
-        </w:rPr>
-        <w:t xml:space="preserve"> реализацию.</w:t>
+        <w:t>Создаётся искусственный набор данных, в котором тестовая точка находится ровно на одинаковом расстоянии от трёх разных классов (голоса 1:1:1). Проверяется, что алгоритм выбирает класс ближайшего соседа среди претендентов.</w:t>
       </w:r>
     </w:p>
     <w:p>
@@ -2303,7 +1917,7 @@
           <w:szCs w:val="28"/>
           <w:lang w:val="ru-RU"/>
         </w:rPr>
-        <w:t>4. Тестирование методом «белого ящика» (White-Box)</w:t>
+        <w:t>5. Тестирование методом «чёрного ящика» (Black-Box)</w:t>
       </w:r>
     </w:p>
     <w:p>
@@ -2323,7 +1937,7 @@
           <w:szCs w:val="28"/>
           <w:lang w:val="ru-RU"/>
         </w:rPr>
-        <w:t>Создаётся искусственный набор данных, в котором тестовая точка находится ровно на одинаковом расстоянии от трёх разных классов (голоса 1:1:1). Проверяется, что алгоритм выбирает класс ближайшего соседа среди претендентов.</w:t>
+        <w:t>Подаются экстремальные выбросы (координаты ±1000, отрицательные значения). Ожидается, что алгоритм не упадёт и выдаст осмысленный класс (ближайший к выбросу среди обучающих точек).</w:t>
       </w:r>
     </w:p>
     <w:p>
@@ -2346,7 +1960,7 @@
           <w:bCs/>
           <w:sz w:val="28"/>
           <w:szCs w:val="28"/>
-          <w:lang w:val="ru-RU"/>
+          <w:lang w:val="en-US"/>
         </w:rPr>
       </w:pPr>
       <w:r>
@@ -2356,9 +1970,53 @@
           <w:bCs/>
           <w:sz w:val="28"/>
           <w:szCs w:val="28"/>
-          <w:lang w:val="ru-RU"/>
-        </w:rPr>
-        <w:t>5. Тестирование методом «чёрного ящика» (Black-Box)</w:t>
+          <w:lang w:val="en-US"/>
+        </w:rPr>
+        <w:t xml:space="preserve">6. </w:t>
+      </w:r>
+      <w:r>
+        <w:rPr>
+          <w:rFonts w:ascii="Times New Roman" w:hAnsi="Times New Roman" w:cs="Times New Roman"/>
+          <w:b/>
+          <w:bCs/>
+          <w:sz w:val="28"/>
+          <w:szCs w:val="28"/>
+          <w:lang w:val="ru-RU"/>
+        </w:rPr>
+        <w:t>Кросс</w:t>
+      </w:r>
+      <w:r>
+        <w:rPr>
+          <w:rFonts w:ascii="Times New Roman" w:hAnsi="Times New Roman" w:cs="Times New Roman"/>
+          <w:b/>
+          <w:bCs/>
+          <w:sz w:val="28"/>
+          <w:szCs w:val="28"/>
+          <w:lang w:val="en-US"/>
+        </w:rPr>
+        <w:t>-</w:t>
+      </w:r>
+      <w:r>
+        <w:rPr>
+          <w:rFonts w:ascii="Times New Roman" w:hAnsi="Times New Roman" w:cs="Times New Roman"/>
+          <w:b/>
+          <w:bCs/>
+          <w:sz w:val="28"/>
+          <w:szCs w:val="28"/>
+          <w:lang w:val="ru-RU"/>
+        </w:rPr>
+        <w:t>валидация</w:t>
+      </w:r>
+      <w:r>
+        <w:rPr>
+          <w:rFonts w:ascii="Times New Roman" w:hAnsi="Times New Roman" w:cs="Times New Roman"/>
+          <w:b/>
+          <w:bCs/>
+          <w:sz w:val="28"/>
+          <w:szCs w:val="28"/>
+          <w:lang w:val="en-US"/>
+        </w:rPr>
+        <w:t xml:space="preserve"> Leave-One-Out (LOOCV)</w:t>
       </w:r>
     </w:p>
     <w:p>
@@ -2378,105 +2036,6 @@
           <w:szCs w:val="28"/>
           <w:lang w:val="ru-RU"/>
         </w:rPr>
-        <w:t>Подаются экстремальные выбросы (координаты ±1000, отрицательные значения). Ожидается, что алгоритм не упадёт и выдаст осмысленный класс (ближайший к выбросу среди обучающих точек).</w:t>
-      </w:r>
-    </w:p>
-    <w:p>
-      <w:pPr>
-        <w:jc w:val="both"/>
-        <w:rPr>
-          <w:rFonts w:ascii="Times New Roman" w:hAnsi="Times New Roman" w:cs="Times New Roman"/>
-          <w:sz w:val="28"/>
-          <w:szCs w:val="28"/>
-          <w:lang w:val="ru-RU"/>
-        </w:rPr>
-      </w:pPr>
-    </w:p>
-    <w:p>
-      <w:pPr>
-        <w:jc w:val="both"/>
-        <w:rPr>
-          <w:rFonts w:ascii="Times New Roman" w:hAnsi="Times New Roman" w:cs="Times New Roman"/>
-          <w:b/>
-          <w:bCs/>
-          <w:sz w:val="28"/>
-          <w:szCs w:val="28"/>
-          <w:lang w:val="en-US"/>
-        </w:rPr>
-      </w:pPr>
-      <w:r>
-        <w:rPr>
-          <w:rFonts w:ascii="Times New Roman" w:hAnsi="Times New Roman" w:cs="Times New Roman"/>
-          <w:b/>
-          <w:bCs/>
-          <w:sz w:val="28"/>
-          <w:szCs w:val="28"/>
-          <w:lang w:val="en-US"/>
-        </w:rPr>
-        <w:t xml:space="preserve">6. </w:t>
-      </w:r>
-      <w:r>
-        <w:rPr>
-          <w:rFonts w:ascii="Times New Roman" w:hAnsi="Times New Roman" w:cs="Times New Roman"/>
-          <w:b/>
-          <w:bCs/>
-          <w:sz w:val="28"/>
-          <w:szCs w:val="28"/>
-          <w:lang w:val="ru-RU"/>
-        </w:rPr>
-        <w:t>Кросс</w:t>
-      </w:r>
-      <w:r>
-        <w:rPr>
-          <w:rFonts w:ascii="Times New Roman" w:hAnsi="Times New Roman" w:cs="Times New Roman"/>
-          <w:b/>
-          <w:bCs/>
-          <w:sz w:val="28"/>
-          <w:szCs w:val="28"/>
-          <w:lang w:val="en-US"/>
-        </w:rPr>
-        <w:t>-</w:t>
-      </w:r>
-      <w:r>
-        <w:rPr>
-          <w:rFonts w:ascii="Times New Roman" w:hAnsi="Times New Roman" w:cs="Times New Roman"/>
-          <w:b/>
-          <w:bCs/>
-          <w:sz w:val="28"/>
-          <w:szCs w:val="28"/>
-          <w:lang w:val="ru-RU"/>
-        </w:rPr>
-        <w:t>валидация</w:t>
-      </w:r>
-      <w:r>
-        <w:rPr>
-          <w:rFonts w:ascii="Times New Roman" w:hAnsi="Times New Roman" w:cs="Times New Roman"/>
-          <w:b/>
-          <w:bCs/>
-          <w:sz w:val="28"/>
-          <w:szCs w:val="28"/>
-          <w:lang w:val="en-US"/>
-        </w:rPr>
-        <w:t xml:space="preserve"> Leave-One-Out (LOOCV)</w:t>
-      </w:r>
-    </w:p>
-    <w:p>
-      <w:pPr>
-        <w:jc w:val="both"/>
-        <w:rPr>
-          <w:rFonts w:ascii="Times New Roman" w:hAnsi="Times New Roman" w:cs="Times New Roman"/>
-          <w:sz w:val="28"/>
-          <w:szCs w:val="28"/>
-          <w:lang w:val="ru-RU"/>
-        </w:rPr>
-      </w:pPr>
-      <w:r>
-        <w:rPr>
-          <w:rFonts w:ascii="Times New Roman" w:hAnsi="Times New Roman" w:cs="Times New Roman"/>
-          <w:sz w:val="28"/>
-          <w:szCs w:val="28"/>
-          <w:lang w:val="ru-RU"/>
-        </w:rPr>
         <w:t xml:space="preserve">Каждый объект поочерёдно исключается из обучающей выборки, модель обучается на оставшихся и предсказывает исключённый объект. </w:t>
       </w:r>
       <w:r>
@@ -2487,27 +2046,7 @@
           <w:lang w:val="ru-RU"/>
         </w:rPr>
         <w:lastRenderedPageBreak/>
-        <w:t>Вычисляется точность (</w:t>
-      </w:r>
-      <w:proofErr w:type="spellStart"/>
-      <w:r>
-        <w:rPr>
-          <w:rFonts w:ascii="Times New Roman" w:hAnsi="Times New Roman" w:cs="Times New Roman"/>
-          <w:sz w:val="28"/>
-          <w:szCs w:val="28"/>
-          <w:lang w:val="ru-RU"/>
-        </w:rPr>
-        <w:t>accuracy</w:t>
-      </w:r>
-      <w:proofErr w:type="spellEnd"/>
-      <w:r>
-        <w:rPr>
-          <w:rFonts w:ascii="Times New Roman" w:hAnsi="Times New Roman" w:cs="Times New Roman"/>
-          <w:sz w:val="28"/>
-          <w:szCs w:val="28"/>
-          <w:lang w:val="ru-RU"/>
-        </w:rPr>
-        <w:t>). Позволяет оценить обобщающую способность при малом объёме данных.</w:t>
+        <w:t>Вычисляется точность (accuracy). Позволяет оценить обобщающую способность при малом объёме данных.</w:t>
       </w:r>
     </w:p>
     <w:p>
@@ -2624,7 +2163,6 @@
               </w:rPr>
               <w:t>П</w:t>
             </w:r>
-            <w:proofErr w:type="spellStart"/>
             <w:r>
               <w:rPr>
                 <w:rFonts w:ascii="Times New Roman" w:hAnsi="Times New Roman" w:cs="Times New Roman"/>
@@ -2633,7 +2171,6 @@
               </w:rPr>
               <w:t>родукт</w:t>
             </w:r>
-            <w:proofErr w:type="spellEnd"/>
           </w:p>
           <w:p>
             <w:pPr>
@@ -2677,19 +2214,8 @@
                 <w:shd w:val="clear" w:color="auto" w:fill="FFFFFF"/>
                 <w:lang w:val="ru-RU"/>
               </w:rPr>
-              <w:t>С</w:t>
+              <w:t>сладость</w:t>
             </w:r>
-            <w:proofErr w:type="spellStart"/>
-            <w:r>
-              <w:rPr>
-                <w:rFonts w:ascii="Times New Roman" w:hAnsi="Times New Roman" w:cs="Times New Roman"/>
-                <w:sz w:val="24"/>
-                <w:szCs w:val="24"/>
-                <w:shd w:val="clear" w:color="auto" w:fill="FFFFFF"/>
-              </w:rPr>
-              <w:t>ладость</w:t>
-            </w:r>
-            <w:proofErr w:type="spellEnd"/>
           </w:p>
         </w:tc>
         <w:tc>
@@ -2722,16 +2248,7 @@
                 <w:shd w:val="clear" w:color="auto" w:fill="FFFFFF"/>
                 <w:lang w:val="ru-RU"/>
               </w:rPr>
-              <w:t>Х</w:t>
-            </w:r>
-            <w:r>
-              <w:rPr>
-                <w:rFonts w:ascii="Times New Roman" w:hAnsi="Times New Roman" w:cs="Times New Roman"/>
-                <w:sz w:val="24"/>
-                <w:szCs w:val="24"/>
-                <w:shd w:val="clear" w:color="auto" w:fill="FFFFFF"/>
-              </w:rPr>
-              <w:t>руст</w:t>
+              <w:t>хруст</w:t>
             </w:r>
           </w:p>
         </w:tc>
@@ -2754,7 +2271,7 @@
                 <w:rFonts w:ascii="Times New Roman" w:eastAsia="Times New Roman" w:hAnsi="Times New Roman" w:cs="Times New Roman"/>
                 <w:sz w:val="24"/>
                 <w:szCs w:val="24"/>
-                <w:lang w:val="ru-RU"/>
+                <w:lang w:val="en-US"/>
               </w:rPr>
             </w:pPr>
             <w:r>
@@ -2767,7 +2284,6 @@
               </w:rPr>
               <w:t>К</w:t>
             </w:r>
-            <w:proofErr w:type="spellStart"/>
             <w:r>
               <w:rPr>
                 <w:rFonts w:ascii="Times New Roman" w:hAnsi="Times New Roman" w:cs="Times New Roman"/>
@@ -2776,137 +2292,6 @@
                 <w:shd w:val="clear" w:color="auto" w:fill="FFFFFF"/>
               </w:rPr>
               <w:t>ласс</w:t>
-            </w:r>
-            <w:proofErr w:type="spellEnd"/>
-          </w:p>
-        </w:tc>
-      </w:tr>
-      <w:tr>
-        <w:tc>
-          <w:tcPr>
-            <w:tcW w:w="2835" w:type="dxa"/>
-            <w:tcMar>
-              <w:top w:w="150" w:type="dxa"/>
-              <w:left w:w="0" w:type="dxa"/>
-              <w:bottom w:w="150" w:type="dxa"/>
-              <w:right w:w="240" w:type="dxa"/>
-            </w:tcMar>
-            <w:vAlign w:val="center"/>
-            <w:hideMark/>
-          </w:tcPr>
-          <w:p>
-            <w:pPr>
-              <w:jc w:val="center"/>
-              <w:rPr>
-                <w:rFonts w:ascii="Times New Roman" w:eastAsia="Times New Roman" w:hAnsi="Times New Roman" w:cs="Times New Roman"/>
-                <w:sz w:val="24"/>
-                <w:szCs w:val="24"/>
-                <w:lang w:val="ru-RU"/>
-              </w:rPr>
-            </w:pPr>
-            <w:r>
-              <w:rPr>
-                <w:rFonts w:ascii="Times New Roman" w:hAnsi="Times New Roman" w:cs="Times New Roman"/>
-                <w:sz w:val="24"/>
-                <w:szCs w:val="24"/>
-              </w:rPr>
-              <w:t>Яблоко</w:t>
-            </w:r>
-          </w:p>
-        </w:tc>
-        <w:tc>
-          <w:tcPr>
-            <w:tcW w:w="1742" w:type="dxa"/>
-            <w:tcMar>
-              <w:top w:w="150" w:type="dxa"/>
-              <w:left w:w="240" w:type="dxa"/>
-              <w:bottom w:w="150" w:type="dxa"/>
-              <w:right w:w="240" w:type="dxa"/>
-            </w:tcMar>
-            <w:vAlign w:val="center"/>
-            <w:hideMark/>
-          </w:tcPr>
-          <w:p>
-            <w:pPr>
-              <w:jc w:val="center"/>
-              <w:rPr>
-                <w:rFonts w:ascii="Times New Roman" w:eastAsia="Times New Roman" w:hAnsi="Times New Roman" w:cs="Times New Roman"/>
-                <w:sz w:val="24"/>
-                <w:szCs w:val="24"/>
-                <w:lang w:val="ru-RU"/>
-              </w:rPr>
-            </w:pPr>
-            <w:r>
-              <w:rPr>
-                <w:rFonts w:ascii="Times New Roman" w:hAnsi="Times New Roman" w:cs="Times New Roman"/>
-                <w:sz w:val="24"/>
-                <w:szCs w:val="24"/>
-              </w:rPr>
-              <w:t>7</w:t>
-            </w:r>
-          </w:p>
-        </w:tc>
-        <w:tc>
-          <w:tcPr>
-            <w:tcW w:w="1660" w:type="dxa"/>
-            <w:tcMar>
-              <w:top w:w="150" w:type="dxa"/>
-              <w:left w:w="240" w:type="dxa"/>
-              <w:bottom w:w="150" w:type="dxa"/>
-              <w:right w:w="240" w:type="dxa"/>
-            </w:tcMar>
-            <w:vAlign w:val="center"/>
-            <w:hideMark/>
-          </w:tcPr>
-          <w:p>
-            <w:pPr>
-              <w:jc w:val="center"/>
-              <w:rPr>
-                <w:rFonts w:ascii="Times New Roman" w:eastAsia="Times New Roman" w:hAnsi="Times New Roman" w:cs="Times New Roman"/>
-                <w:sz w:val="24"/>
-                <w:szCs w:val="24"/>
-                <w:lang w:val="ru-RU"/>
-              </w:rPr>
-            </w:pPr>
-            <w:r>
-              <w:rPr>
-                <w:rFonts w:ascii="Times New Roman" w:hAnsi="Times New Roman" w:cs="Times New Roman"/>
-                <w:sz w:val="24"/>
-                <w:szCs w:val="24"/>
-              </w:rPr>
-              <w:t>7</w:t>
-            </w:r>
-          </w:p>
-        </w:tc>
-        <w:tc>
-          <w:tcPr>
-            <w:tcW w:w="2694" w:type="dxa"/>
-            <w:tcMar>
-              <w:top w:w="150" w:type="dxa"/>
-              <w:left w:w="240" w:type="dxa"/>
-              <w:bottom w:w="150" w:type="dxa"/>
-              <w:right w:w="0" w:type="dxa"/>
-            </w:tcMar>
-            <w:vAlign w:val="center"/>
-            <w:hideMark/>
-          </w:tcPr>
-          <w:p>
-            <w:pPr>
-              <w:jc w:val="center"/>
-              <w:rPr>
-                <w:rFonts w:ascii="Times New Roman" w:eastAsia="Times New Roman" w:hAnsi="Times New Roman" w:cs="Times New Roman"/>
-                <w:sz w:val="24"/>
-                <w:szCs w:val="24"/>
-                <w:lang w:val="ru-RU"/>
-              </w:rPr>
-            </w:pPr>
-            <w:r>
-              <w:rPr>
-                <w:rFonts w:ascii="Times New Roman" w:hAnsi="Times New Roman" w:cs="Times New Roman"/>
-                <w:sz w:val="24"/>
-                <w:szCs w:val="24"/>
-              </w:rPr>
-              <w:t>Фрукт</w:t>
             </w:r>
           </w:p>
         </w:tc>
@@ -2940,7 +2325,7 @@
                 <w:sz w:val="24"/>
                 <w:szCs w:val="24"/>
               </w:rPr>
-              <w:t>салат</w:t>
+              <w:t>яблоко</w:t>
             </w:r>
           </w:p>
         </w:tc>
@@ -2972,7 +2357,7 @@
                 <w:sz w:val="24"/>
                 <w:szCs w:val="24"/>
               </w:rPr>
-              <w:t>2</w:t>
+              <w:t>7</w:t>
             </w:r>
           </w:p>
         </w:tc>
@@ -3004,7 +2389,7 @@
                 <w:sz w:val="24"/>
                 <w:szCs w:val="24"/>
               </w:rPr>
-              <w:t>5</w:t>
+              <w:t>7</w:t>
             </w:r>
           </w:p>
         </w:tc>
@@ -3036,7 +2421,7 @@
                 <w:sz w:val="24"/>
                 <w:szCs w:val="24"/>
               </w:rPr>
-              <w:t>Овощ</w:t>
+              <w:t>фрукт</w:t>
             </w:r>
           </w:p>
         </w:tc>
@@ -3070,7 +2455,7 @@
                 <w:sz w:val="24"/>
                 <w:szCs w:val="24"/>
               </w:rPr>
-              <w:t>бекон</w:t>
+              <w:t>салат</w:t>
             </w:r>
           </w:p>
         </w:tc>
@@ -3102,7 +2487,7 @@
                 <w:sz w:val="24"/>
                 <w:szCs w:val="24"/>
               </w:rPr>
-              <w:t>1</w:t>
+              <w:t>2</w:t>
             </w:r>
           </w:p>
         </w:tc>
@@ -3134,7 +2519,7 @@
                 <w:sz w:val="24"/>
                 <w:szCs w:val="24"/>
               </w:rPr>
-              <w:t>2</w:t>
+              <w:t>5</w:t>
             </w:r>
           </w:p>
         </w:tc>
@@ -3166,7 +2551,7 @@
                 <w:sz w:val="24"/>
                 <w:szCs w:val="24"/>
               </w:rPr>
-              <w:t>Протеин</w:t>
+              <w:t>овощ</w:t>
             </w:r>
           </w:p>
         </w:tc>
@@ -3200,7 +2585,7 @@
                 <w:sz w:val="24"/>
                 <w:szCs w:val="24"/>
               </w:rPr>
-              <w:t>банан</w:t>
+              <w:t>бекон</w:t>
             </w:r>
           </w:p>
         </w:tc>
@@ -3232,7 +2617,7 @@
                 <w:sz w:val="24"/>
                 <w:szCs w:val="24"/>
               </w:rPr>
-              <w:t>9</w:t>
+              <w:t>1</w:t>
             </w:r>
           </w:p>
         </w:tc>
@@ -3264,7 +2649,7 @@
                 <w:sz w:val="24"/>
                 <w:szCs w:val="24"/>
               </w:rPr>
-              <w:t>1</w:t>
+              <w:t>2</w:t>
             </w:r>
           </w:p>
         </w:tc>
@@ -3296,7 +2681,7 @@
                 <w:sz w:val="24"/>
                 <w:szCs w:val="24"/>
               </w:rPr>
-              <w:t>Фрукт</w:t>
+              <w:t>протеин</w:t>
             </w:r>
           </w:p>
         </w:tc>
@@ -3330,7 +2715,7 @@
                 <w:sz w:val="24"/>
                 <w:szCs w:val="24"/>
               </w:rPr>
-              <w:t>орехи</w:t>
+              <w:t>банан</w:t>
             </w:r>
           </w:p>
         </w:tc>
@@ -3362,7 +2747,7 @@
                 <w:sz w:val="24"/>
                 <w:szCs w:val="24"/>
               </w:rPr>
-              <w:t>1</w:t>
+              <w:t>9</w:t>
             </w:r>
           </w:p>
         </w:tc>
@@ -3394,7 +2779,7 @@
                 <w:sz w:val="24"/>
                 <w:szCs w:val="24"/>
               </w:rPr>
-              <w:t>5</w:t>
+              <w:t>1</w:t>
             </w:r>
           </w:p>
         </w:tc>
@@ -3426,7 +2811,7 @@
                 <w:sz w:val="24"/>
                 <w:szCs w:val="24"/>
               </w:rPr>
-              <w:t>Протеин</w:t>
+              <w:t>фрукт</w:t>
             </w:r>
           </w:p>
         </w:tc>
@@ -3460,7 +2845,7 @@
                 <w:sz w:val="24"/>
                 <w:szCs w:val="24"/>
               </w:rPr>
-              <w:t>рыба</w:t>
+              <w:t>орехи</w:t>
             </w:r>
           </w:p>
         </w:tc>
@@ -3524,7 +2909,7 @@
                 <w:sz w:val="24"/>
                 <w:szCs w:val="24"/>
               </w:rPr>
-              <w:t>1</w:t>
+              <w:t>5</w:t>
             </w:r>
           </w:p>
         </w:tc>
@@ -3556,7 +2941,7 @@
                 <w:sz w:val="24"/>
                 <w:szCs w:val="24"/>
               </w:rPr>
-              <w:t>Протеин</w:t>
+              <w:t>протеин</w:t>
             </w:r>
           </w:p>
         </w:tc>
@@ -3590,6 +2975,136 @@
                 <w:sz w:val="24"/>
                 <w:szCs w:val="24"/>
               </w:rPr>
+              <w:t>рыба</w:t>
+            </w:r>
+          </w:p>
+        </w:tc>
+        <w:tc>
+          <w:tcPr>
+            <w:tcW w:w="1742" w:type="dxa"/>
+            <w:tcMar>
+              <w:top w:w="150" w:type="dxa"/>
+              <w:left w:w="240" w:type="dxa"/>
+              <w:bottom w:w="150" w:type="dxa"/>
+              <w:right w:w="240" w:type="dxa"/>
+            </w:tcMar>
+            <w:vAlign w:val="center"/>
+            <w:hideMark/>
+          </w:tcPr>
+          <w:p>
+            <w:pPr>
+              <w:jc w:val="center"/>
+              <w:rPr>
+                <w:rFonts w:ascii="Times New Roman" w:eastAsia="Times New Roman" w:hAnsi="Times New Roman" w:cs="Times New Roman"/>
+                <w:sz w:val="24"/>
+                <w:szCs w:val="24"/>
+                <w:lang w:val="ru-RU"/>
+              </w:rPr>
+            </w:pPr>
+            <w:r>
+              <w:rPr>
+                <w:rFonts w:ascii="Times New Roman" w:hAnsi="Times New Roman" w:cs="Times New Roman"/>
+                <w:sz w:val="24"/>
+                <w:szCs w:val="24"/>
+              </w:rPr>
+              <w:t>1</w:t>
+            </w:r>
+          </w:p>
+        </w:tc>
+        <w:tc>
+          <w:tcPr>
+            <w:tcW w:w="1660" w:type="dxa"/>
+            <w:tcMar>
+              <w:top w:w="150" w:type="dxa"/>
+              <w:left w:w="240" w:type="dxa"/>
+              <w:bottom w:w="150" w:type="dxa"/>
+              <w:right w:w="240" w:type="dxa"/>
+            </w:tcMar>
+            <w:vAlign w:val="center"/>
+            <w:hideMark/>
+          </w:tcPr>
+          <w:p>
+            <w:pPr>
+              <w:jc w:val="center"/>
+              <w:rPr>
+                <w:rFonts w:ascii="Times New Roman" w:eastAsia="Times New Roman" w:hAnsi="Times New Roman" w:cs="Times New Roman"/>
+                <w:sz w:val="24"/>
+                <w:szCs w:val="24"/>
+                <w:lang w:val="ru-RU"/>
+              </w:rPr>
+            </w:pPr>
+            <w:r>
+              <w:rPr>
+                <w:rFonts w:ascii="Times New Roman" w:hAnsi="Times New Roman" w:cs="Times New Roman"/>
+                <w:sz w:val="24"/>
+                <w:szCs w:val="24"/>
+              </w:rPr>
+              <w:t>1</w:t>
+            </w:r>
+          </w:p>
+        </w:tc>
+        <w:tc>
+          <w:tcPr>
+            <w:tcW w:w="2694" w:type="dxa"/>
+            <w:tcMar>
+              <w:top w:w="150" w:type="dxa"/>
+              <w:left w:w="240" w:type="dxa"/>
+              <w:bottom w:w="150" w:type="dxa"/>
+              <w:right w:w="0" w:type="dxa"/>
+            </w:tcMar>
+            <w:vAlign w:val="center"/>
+            <w:hideMark/>
+          </w:tcPr>
+          <w:p>
+            <w:pPr>
+              <w:jc w:val="center"/>
+              <w:rPr>
+                <w:rFonts w:ascii="Times New Roman" w:eastAsia="Times New Roman" w:hAnsi="Times New Roman" w:cs="Times New Roman"/>
+                <w:sz w:val="24"/>
+                <w:szCs w:val="24"/>
+                <w:lang w:val="ru-RU"/>
+              </w:rPr>
+            </w:pPr>
+            <w:r>
+              <w:rPr>
+                <w:rFonts w:ascii="Times New Roman" w:hAnsi="Times New Roman" w:cs="Times New Roman"/>
+                <w:sz w:val="24"/>
+                <w:szCs w:val="24"/>
+              </w:rPr>
+              <w:t>протеин</w:t>
+            </w:r>
+          </w:p>
+        </w:tc>
+      </w:tr>
+      <w:tr>
+        <w:tc>
+          <w:tcPr>
+            <w:tcW w:w="2835" w:type="dxa"/>
+            <w:tcMar>
+              <w:top w:w="150" w:type="dxa"/>
+              <w:left w:w="0" w:type="dxa"/>
+              <w:bottom w:w="150" w:type="dxa"/>
+              <w:right w:w="240" w:type="dxa"/>
+            </w:tcMar>
+            <w:vAlign w:val="center"/>
+            <w:hideMark/>
+          </w:tcPr>
+          <w:p>
+            <w:pPr>
+              <w:jc w:val="center"/>
+              <w:rPr>
+                <w:rFonts w:ascii="Times New Roman" w:eastAsia="Times New Roman" w:hAnsi="Times New Roman" w:cs="Times New Roman"/>
+                <w:sz w:val="24"/>
+                <w:szCs w:val="24"/>
+                <w:lang w:val="ru-RU"/>
+              </w:rPr>
+            </w:pPr>
+            <w:r>
+              <w:rPr>
+                <w:rFonts w:ascii="Times New Roman" w:hAnsi="Times New Roman" w:cs="Times New Roman"/>
+                <w:sz w:val="24"/>
+                <w:szCs w:val="24"/>
+              </w:rPr>
               <w:t>сыр</w:t>
             </w:r>
           </w:p>
@@ -3686,7 +3201,7 @@
                 <w:sz w:val="24"/>
                 <w:szCs w:val="24"/>
               </w:rPr>
-              <w:t>Протеин</w:t>
+              <w:t>протеин</w:t>
             </w:r>
           </w:p>
         </w:tc>
@@ -3813,7 +3328,7 @@
                 <w:sz w:val="24"/>
                 <w:szCs w:val="24"/>
               </w:rPr>
-              <w:t>Фрукт</w:t>
+              <w:t>фрукт</w:t>
             </w:r>
           </w:p>
         </w:tc>
@@ -3939,7 +3454,7 @@
                 <w:sz w:val="24"/>
                 <w:szCs w:val="24"/>
               </w:rPr>
-              <w:t>Овощ</w:t>
+              <w:t>овощ</w:t>
             </w:r>
           </w:p>
         </w:tc>
@@ -4065,7 +3580,7 @@
                 <w:sz w:val="24"/>
                 <w:szCs w:val="24"/>
               </w:rPr>
-              <w:t>Фрукт</w:t>
+              <w:t>фрукт</w:t>
             </w:r>
           </w:p>
         </w:tc>
@@ -4214,16 +3729,7 @@
                 <w:szCs w:val="24"/>
                 <w:lang w:val="ru-RU"/>
               </w:rPr>
-              <w:t>С</w:t>
-            </w:r>
-            <w:r>
-              <w:rPr>
-                <w:rFonts w:ascii="Times New Roman" w:hAnsi="Times New Roman" w:cs="Times New Roman"/>
-                <w:sz w:val="24"/>
-                <w:szCs w:val="24"/>
-                <w:lang w:val="ru-RU"/>
-              </w:rPr>
-              <w:t>ладость</w:t>
+              <w:t>сладость</w:t>
             </w:r>
           </w:p>
         </w:tc>
@@ -4257,16 +3763,7 @@
                 <w:szCs w:val="24"/>
                 <w:lang w:val="ru-RU"/>
               </w:rPr>
-              <w:t>Х</w:t>
-            </w:r>
-            <w:r>
-              <w:rPr>
-                <w:rFonts w:ascii="Times New Roman" w:hAnsi="Times New Roman" w:cs="Times New Roman"/>
-                <w:sz w:val="24"/>
-                <w:szCs w:val="24"/>
-                <w:lang w:val="ru-RU"/>
-              </w:rPr>
-              <w:t>руст</w:t>
+              <w:t>хруст</w:t>
             </w:r>
           </w:p>
         </w:tc>
@@ -4305,7 +3802,7 @@
                 <w:szCs w:val="24"/>
                 <w:lang w:val="ru-RU"/>
               </w:rPr>
-              <w:t>Томат</w:t>
+              <w:t>томат</w:t>
             </w:r>
           </w:p>
         </w:tc>
@@ -4412,7 +3909,7 @@
                 <w:szCs w:val="24"/>
                 <w:lang w:val="ru-RU"/>
               </w:rPr>
-              <w:t>Мороженое</w:t>
+              <w:t>мороженое</w:t>
             </w:r>
           </w:p>
         </w:tc>
@@ -4519,7 +4016,7 @@
                 <w:szCs w:val="24"/>
                 <w:lang w:val="ru-RU"/>
               </w:rPr>
-              <w:t>Картофель фри</w:t>
+              <w:t>картофель фри</w:t>
             </w:r>
           </w:p>
         </w:tc>
@@ -4555,6 +4052,15 @@
               </w:rPr>
               <w:t>1</w:t>
             </w:r>
+            <w:r>
+              <w:rPr>
+                <w:rFonts w:ascii="Times New Roman" w:hAnsi="Times New Roman" w:cs="Times New Roman"/>
+                <w:sz w:val="24"/>
+                <w:szCs w:val="24"/>
+                <w:lang w:val="ru-RU"/>
+              </w:rPr>
+              <w:t>2</w:t>
+            </w:r>
           </w:p>
         </w:tc>
         <w:tc>
@@ -4621,7 +4127,29 @@
           <w:szCs w:val="28"/>
           <w:lang w:val="ru-RU"/>
         </w:rPr>
-        <w:t>Добавленный класс «Выпечка»</w:t>
+        <w:t>Добавленный класс «</w:t>
+      </w:r>
+      <w:r>
+        <w:rPr>
+          <w:rFonts w:ascii="Times New Roman" w:hAnsi="Times New Roman" w:cs="Times New Roman"/>
+          <w:b/>
+          <w:bCs/>
+          <w:sz w:val="28"/>
+          <w:szCs w:val="28"/>
+          <w:lang w:val="ru-RU"/>
+        </w:rPr>
+        <w:t>выпечка</w:t>
+      </w:r>
+      <w:r>
+        <w:rPr>
+          <w:rFonts w:ascii="Times New Roman" w:hAnsi="Times New Roman" w:cs="Times New Roman"/>
+          <w:b/>
+          <w:bCs/>
+          <w:sz w:val="28"/>
+          <w:szCs w:val="28"/>
+          <w:lang w:val="ru-RU"/>
+        </w:rPr>
+        <w:t>»</w:t>
       </w:r>
       <w:r>
         <w:rPr>
@@ -4747,16 +4275,7 @@
                 <w:szCs w:val="24"/>
                 <w:lang w:val="ru-RU"/>
               </w:rPr>
-              <w:t>С</w:t>
-            </w:r>
-            <w:r>
-              <w:rPr>
-                <w:rFonts w:ascii="Times New Roman" w:hAnsi="Times New Roman" w:cs="Times New Roman"/>
-                <w:sz w:val="24"/>
-                <w:szCs w:val="24"/>
-                <w:lang w:val="ru-RU"/>
-              </w:rPr>
-              <w:t>ладость</w:t>
+              <w:t>сладость</w:t>
             </w:r>
           </w:p>
         </w:tc>
@@ -4790,16 +4309,7 @@
                 <w:szCs w:val="24"/>
                 <w:lang w:val="ru-RU"/>
               </w:rPr>
-              <w:t>Х</w:t>
-            </w:r>
-            <w:r>
-              <w:rPr>
-                <w:rFonts w:ascii="Times New Roman" w:hAnsi="Times New Roman" w:cs="Times New Roman"/>
-                <w:sz w:val="24"/>
-                <w:szCs w:val="24"/>
-                <w:lang w:val="ru-RU"/>
-              </w:rPr>
-              <w:t>руст</w:t>
+              <w:t>хруст</w:t>
             </w:r>
           </w:p>
         </w:tc>
@@ -4878,7 +4388,7 @@
                 <w:szCs w:val="24"/>
                 <w:lang w:val="ru-RU"/>
               </w:rPr>
-              <w:t>Кекс</w:t>
+              <w:t>кекс</w:t>
             </w:r>
           </w:p>
         </w:tc>
@@ -4980,7 +4490,7 @@
                 <w:szCs w:val="24"/>
                 <w:lang w:val="ru-RU"/>
               </w:rPr>
-              <w:t>Выпечка</w:t>
+              <w:t>выпечка</w:t>
             </w:r>
           </w:p>
         </w:tc>
@@ -5016,7 +4526,7 @@
                 <w:szCs w:val="24"/>
                 <w:lang w:val="ru-RU"/>
               </w:rPr>
-              <w:t>Печенье</w:t>
+              <w:t>печенье</w:t>
             </w:r>
           </w:p>
         </w:tc>
@@ -5118,7 +4628,7 @@
                 <w:szCs w:val="24"/>
                 <w:lang w:val="ru-RU"/>
               </w:rPr>
-              <w:t>Выпечка</w:t>
+              <w:t>выпечка</w:t>
             </w:r>
           </w:p>
         </w:tc>
@@ -5154,7 +4664,7 @@
                 <w:szCs w:val="24"/>
                 <w:lang w:val="ru-RU"/>
               </w:rPr>
-              <w:t>Багет</w:t>
+              <w:t>багет</w:t>
             </w:r>
           </w:p>
         </w:tc>
@@ -5256,7 +4766,7 @@
                 <w:szCs w:val="24"/>
                 <w:lang w:val="ru-RU"/>
               </w:rPr>
-              <w:t>Выпечка</w:t>
+              <w:t>выпечка</w:t>
             </w:r>
           </w:p>
         </w:tc>
@@ -5345,25 +4855,14 @@
           <w:lang w:val="ru-RU"/>
         </w:rPr>
       </w:pPr>
-      <w:proofErr w:type="spellStart"/>
-      <w:r>
-        <w:rPr>
-          <w:rFonts w:ascii="Times New Roman" w:hAnsi="Times New Roman" w:cs="Times New Roman"/>
-          <w:sz w:val="28"/>
-          <w:szCs w:val="28"/>
-          <w:lang w:val="ru-RU"/>
-        </w:rPr>
-        <w:t>numpy</w:t>
-      </w:r>
-      <w:proofErr w:type="spellEnd"/>
-      <w:r>
-        <w:rPr>
-          <w:rFonts w:ascii="Times New Roman" w:hAnsi="Times New Roman" w:cs="Times New Roman"/>
-          <w:sz w:val="28"/>
-          <w:szCs w:val="28"/>
-          <w:lang w:val="ru-RU"/>
-        </w:rPr>
-        <w:t> – векторизованные вычисления расстояний;</w:t>
+      <w:r>
+        <w:rPr>
+          <w:rFonts w:ascii="Times New Roman" w:hAnsi="Times New Roman" w:cs="Times New Roman"/>
+          <w:sz w:val="28"/>
+          <w:szCs w:val="28"/>
+          <w:lang w:val="ru-RU"/>
+        </w:rPr>
+        <w:t>numpy – векторизованные вычисления расстояний;</w:t>
       </w:r>
     </w:p>
     <w:p>
@@ -5379,25 +4878,14 @@
           <w:lang w:val="ru-RU"/>
         </w:rPr>
       </w:pPr>
-      <w:proofErr w:type="spellStart"/>
-      <w:r>
-        <w:rPr>
-          <w:rFonts w:ascii="Times New Roman" w:hAnsi="Times New Roman" w:cs="Times New Roman"/>
-          <w:sz w:val="28"/>
-          <w:szCs w:val="28"/>
-          <w:lang w:val="ru-RU"/>
-        </w:rPr>
-        <w:t>pandas</w:t>
-      </w:r>
-      <w:proofErr w:type="spellEnd"/>
-      <w:r>
-        <w:rPr>
-          <w:rFonts w:ascii="Times New Roman" w:hAnsi="Times New Roman" w:cs="Times New Roman"/>
-          <w:sz w:val="28"/>
-          <w:szCs w:val="28"/>
-          <w:lang w:val="ru-RU"/>
-        </w:rPr>
-        <w:t> – загрузка и обработка данных;</w:t>
+      <w:r>
+        <w:rPr>
+          <w:rFonts w:ascii="Times New Roman" w:hAnsi="Times New Roman" w:cs="Times New Roman"/>
+          <w:sz w:val="28"/>
+          <w:szCs w:val="28"/>
+          <w:lang w:val="ru-RU"/>
+        </w:rPr>
+        <w:t>pandas – загрузка и обработка данных;</w:t>
       </w:r>
     </w:p>
     <w:p>
@@ -5413,45 +4901,14 @@
           <w:lang w:val="ru-RU"/>
         </w:rPr>
       </w:pPr>
-      <w:proofErr w:type="spellStart"/>
-      <w:r>
-        <w:rPr>
-          <w:rFonts w:ascii="Times New Roman" w:hAnsi="Times New Roman" w:cs="Times New Roman"/>
-          <w:sz w:val="28"/>
-          <w:szCs w:val="28"/>
-          <w:lang w:val="ru-RU"/>
-        </w:rPr>
-        <w:t>matplotlib</w:t>
-      </w:r>
-      <w:proofErr w:type="spellEnd"/>
-      <w:r>
-        <w:rPr>
-          <w:rFonts w:ascii="Times New Roman" w:hAnsi="Times New Roman" w:cs="Times New Roman"/>
-          <w:sz w:val="28"/>
-          <w:szCs w:val="28"/>
-          <w:lang w:val="ru-RU"/>
-        </w:rPr>
-        <w:t>, </w:t>
-      </w:r>
-      <w:proofErr w:type="spellStart"/>
-      <w:r>
-        <w:rPr>
-          <w:rFonts w:ascii="Times New Roman" w:hAnsi="Times New Roman" w:cs="Times New Roman"/>
-          <w:sz w:val="28"/>
-          <w:szCs w:val="28"/>
-          <w:lang w:val="ru-RU"/>
-        </w:rPr>
-        <w:t>seaborn</w:t>
-      </w:r>
-      <w:proofErr w:type="spellEnd"/>
-      <w:r>
-        <w:rPr>
-          <w:rFonts w:ascii="Times New Roman" w:hAnsi="Times New Roman" w:cs="Times New Roman"/>
-          <w:sz w:val="28"/>
-          <w:szCs w:val="28"/>
-          <w:lang w:val="ru-RU"/>
-        </w:rPr>
-        <w:t> – визуализация;</w:t>
+      <w:r>
+        <w:rPr>
+          <w:rFonts w:ascii="Times New Roman" w:hAnsi="Times New Roman" w:cs="Times New Roman"/>
+          <w:sz w:val="28"/>
+          <w:szCs w:val="28"/>
+          <w:lang w:val="ru-RU"/>
+        </w:rPr>
+        <w:t>matplotlib, seaborn – визуализация;</w:t>
       </w:r>
     </w:p>
     <w:p>
@@ -5467,25 +4924,14 @@
           <w:lang w:val="ru-RU"/>
         </w:rPr>
       </w:pPr>
-      <w:proofErr w:type="gramStart"/>
-      <w:r>
-        <w:rPr>
-          <w:rFonts w:ascii="Times New Roman" w:hAnsi="Times New Roman" w:cs="Times New Roman"/>
-          <w:sz w:val="28"/>
-          <w:szCs w:val="28"/>
-          <w:lang w:val="ru-RU"/>
-        </w:rPr>
-        <w:t>sklearn.neighbors</w:t>
-      </w:r>
-      <w:proofErr w:type="gramEnd"/>
-      <w:r>
-        <w:rPr>
-          <w:rFonts w:ascii="Times New Roman" w:hAnsi="Times New Roman" w:cs="Times New Roman"/>
-          <w:sz w:val="28"/>
-          <w:szCs w:val="28"/>
-          <w:lang w:val="ru-RU"/>
-        </w:rPr>
-        <w:t>, sklearn.preprocessing, sklearn.metrics, sklearn.model_selection – эталонный k-NN, кодирование меток, метрики, LOOCV.</w:t>
+      <w:r>
+        <w:rPr>
+          <w:rFonts w:ascii="Times New Roman" w:hAnsi="Times New Roman" w:cs="Times New Roman"/>
+          <w:sz w:val="28"/>
+          <w:szCs w:val="28"/>
+          <w:lang w:val="ru-RU"/>
+        </w:rPr>
+        <w:t>sklearn.neighbors, sklearn.preprocessing, sklearn.metrics, sklearn.model_selection – эталонный k-NN, кодирование меток, метрики, LOOCV.</w:t>
       </w:r>
     </w:p>
     <w:p>
@@ -5536,65 +4982,14 @@
           <w:lang w:val="ru-RU"/>
         </w:rPr>
       </w:pPr>
-      <w:proofErr w:type="spellStart"/>
-      <w:r>
-        <w:rPr>
-          <w:rFonts w:ascii="Times New Roman" w:hAnsi="Times New Roman" w:cs="Times New Roman"/>
-          <w:sz w:val="28"/>
-          <w:szCs w:val="28"/>
-          <w:lang w:val="ru-RU"/>
-        </w:rPr>
-        <w:t>X_train</w:t>
-      </w:r>
-      <w:proofErr w:type="spellEnd"/>
-      <w:r>
-        <w:rPr>
-          <w:rFonts w:ascii="Times New Roman" w:hAnsi="Times New Roman" w:cs="Times New Roman"/>
-          <w:sz w:val="28"/>
-          <w:szCs w:val="28"/>
-          <w:lang w:val="ru-RU"/>
-        </w:rPr>
-        <w:t>, </w:t>
-      </w:r>
-      <w:proofErr w:type="spellStart"/>
-      <w:r>
-        <w:rPr>
-          <w:rFonts w:ascii="Times New Roman" w:hAnsi="Times New Roman" w:cs="Times New Roman"/>
-          <w:sz w:val="28"/>
-          <w:szCs w:val="28"/>
-          <w:lang w:val="ru-RU"/>
-        </w:rPr>
-        <w:t>y_train</w:t>
-      </w:r>
-      <w:proofErr w:type="spellEnd"/>
-      <w:r>
-        <w:rPr>
-          <w:rFonts w:ascii="Times New Roman" w:hAnsi="Times New Roman" w:cs="Times New Roman"/>
-          <w:sz w:val="28"/>
-          <w:szCs w:val="28"/>
-          <w:lang w:val="ru-RU"/>
-        </w:rPr>
-        <w:t xml:space="preserve"> – </w:t>
-      </w:r>
-      <w:proofErr w:type="spellStart"/>
-      <w:r>
-        <w:rPr>
-          <w:rFonts w:ascii="Times New Roman" w:hAnsi="Times New Roman" w:cs="Times New Roman"/>
-          <w:sz w:val="28"/>
-          <w:szCs w:val="28"/>
-          <w:lang w:val="ru-RU"/>
-        </w:rPr>
-        <w:t>NumPy</w:t>
-      </w:r>
-      <w:proofErr w:type="spellEnd"/>
-      <w:r>
-        <w:rPr>
-          <w:rFonts w:ascii="Times New Roman" w:hAnsi="Times New Roman" w:cs="Times New Roman"/>
-          <w:sz w:val="28"/>
-          <w:szCs w:val="28"/>
-          <w:lang w:val="ru-RU"/>
-        </w:rPr>
-        <w:t xml:space="preserve"> массивы признаков и меток.</w:t>
+      <w:r>
+        <w:rPr>
+          <w:rFonts w:ascii="Times New Roman" w:hAnsi="Times New Roman" w:cs="Times New Roman"/>
+          <w:sz w:val="28"/>
+          <w:szCs w:val="28"/>
+          <w:lang w:val="ru-RU"/>
+        </w:rPr>
+        <w:t>X_train, y_train – NumPy массивы признаков и меток.</w:t>
       </w:r>
     </w:p>
     <w:p>
@@ -5610,25 +5005,14 @@
           <w:lang w:val="ru-RU"/>
         </w:rPr>
       </w:pPr>
-      <w:proofErr w:type="spellStart"/>
-      <w:r>
-        <w:rPr>
-          <w:rFonts w:ascii="Times New Roman" w:hAnsi="Times New Roman" w:cs="Times New Roman"/>
-          <w:sz w:val="28"/>
-          <w:szCs w:val="28"/>
-          <w:lang w:val="ru-RU"/>
-        </w:rPr>
-        <w:t>CustomKNNClassifier</w:t>
-      </w:r>
-      <w:proofErr w:type="spellEnd"/>
-      <w:r>
-        <w:rPr>
-          <w:rFonts w:ascii="Times New Roman" w:hAnsi="Times New Roman" w:cs="Times New Roman"/>
-          <w:sz w:val="28"/>
-          <w:szCs w:val="28"/>
-          <w:lang w:val="ru-RU"/>
-        </w:rPr>
-        <w:t> – класс-классификатор.</w:t>
+      <w:r>
+        <w:rPr>
+          <w:rFonts w:ascii="Times New Roman" w:hAnsi="Times New Roman" w:cs="Times New Roman"/>
+          <w:sz w:val="28"/>
+          <w:szCs w:val="28"/>
+          <w:lang w:val="ru-RU"/>
+        </w:rPr>
+        <w:t>CustomKNNClassifier – класс-классификатор.</w:t>
       </w:r>
     </w:p>
     <w:p>
@@ -5651,27 +5035,7 @@
           <w:szCs w:val="28"/>
           <w:lang w:val="ru-RU"/>
         </w:rPr>
-        <w:t>Функция </w:t>
-      </w:r>
-      <w:proofErr w:type="spellStart"/>
-      <w:r>
-        <w:rPr>
-          <w:rFonts w:ascii="Times New Roman" w:hAnsi="Times New Roman" w:cs="Times New Roman"/>
-          <w:sz w:val="28"/>
-          <w:szCs w:val="28"/>
-          <w:lang w:val="ru-RU"/>
-        </w:rPr>
-        <w:t>compare_custom_vs_sklearn</w:t>
-      </w:r>
-      <w:proofErr w:type="spellEnd"/>
-      <w:r>
-        <w:rPr>
-          <w:rFonts w:ascii="Times New Roman" w:hAnsi="Times New Roman" w:cs="Times New Roman"/>
-          <w:sz w:val="28"/>
-          <w:szCs w:val="28"/>
-          <w:lang w:val="ru-RU"/>
-        </w:rPr>
-        <w:t> – сравнивает предсказания и точность.</w:t>
+        <w:t>Функция compare_custom_vs_sklearn – сравнивает предсказания и точность.</w:t>
       </w:r>
     </w:p>
     <w:p>
@@ -5687,65 +5051,14 @@
           <w:lang w:val="ru-RU"/>
         </w:rPr>
       </w:pPr>
-      <w:proofErr w:type="spellStart"/>
-      <w:r>
-        <w:rPr>
-          <w:rFonts w:ascii="Times New Roman" w:hAnsi="Times New Roman" w:cs="Times New Roman"/>
-          <w:sz w:val="28"/>
-          <w:szCs w:val="28"/>
-          <w:lang w:val="ru-RU"/>
-        </w:rPr>
-        <w:t>plot_decision_boundaries</w:t>
-      </w:r>
-      <w:proofErr w:type="spellEnd"/>
-      <w:r>
-        <w:rPr>
-          <w:rFonts w:ascii="Times New Roman" w:hAnsi="Times New Roman" w:cs="Times New Roman"/>
-          <w:sz w:val="28"/>
-          <w:szCs w:val="28"/>
-          <w:lang w:val="ru-RU"/>
-        </w:rPr>
-        <w:t> – строит разделяющие поверхности на основе сетки </w:t>
-      </w:r>
-      <w:proofErr w:type="spellStart"/>
-      <w:r>
-        <w:rPr>
-          <w:rFonts w:ascii="Times New Roman" w:hAnsi="Times New Roman" w:cs="Times New Roman"/>
-          <w:sz w:val="28"/>
-          <w:szCs w:val="28"/>
-          <w:lang w:val="ru-RU"/>
-        </w:rPr>
-        <w:t>meshgrid</w:t>
-      </w:r>
-      <w:proofErr w:type="spellEnd"/>
-      <w:r>
-        <w:rPr>
-          <w:rFonts w:ascii="Times New Roman" w:hAnsi="Times New Roman" w:cs="Times New Roman"/>
-          <w:sz w:val="28"/>
-          <w:szCs w:val="28"/>
-          <w:lang w:val="ru-RU"/>
-        </w:rPr>
-        <w:t> и </w:t>
-      </w:r>
-      <w:proofErr w:type="spellStart"/>
-      <w:r>
-        <w:rPr>
-          <w:rFonts w:ascii="Times New Roman" w:hAnsi="Times New Roman" w:cs="Times New Roman"/>
-          <w:sz w:val="28"/>
-          <w:szCs w:val="28"/>
-          <w:lang w:val="ru-RU"/>
-        </w:rPr>
-        <w:t>contourf</w:t>
-      </w:r>
-      <w:proofErr w:type="spellEnd"/>
-      <w:r>
-        <w:rPr>
-          <w:rFonts w:ascii="Times New Roman" w:hAnsi="Times New Roman" w:cs="Times New Roman"/>
-          <w:sz w:val="28"/>
-          <w:szCs w:val="28"/>
-          <w:lang w:val="ru-RU"/>
-        </w:rPr>
-        <w:t>.</w:t>
+      <w:r>
+        <w:rPr>
+          <w:rFonts w:ascii="Times New Roman" w:hAnsi="Times New Roman" w:cs="Times New Roman"/>
+          <w:sz w:val="28"/>
+          <w:szCs w:val="28"/>
+          <w:lang w:val="ru-RU"/>
+        </w:rPr>
+        <w:t>plot_decision_boundaries – строит разделяющие поверхности на основе сетки meshgrid и contourf.</w:t>
       </w:r>
     </w:p>
     <w:p>
@@ -5796,36 +5109,14 @@
           <w:lang w:val="ru-RU"/>
         </w:rPr>
       </w:pPr>
-      <w:proofErr w:type="spellStart"/>
-      <w:proofErr w:type="gramStart"/>
-      <w:r>
-        <w:rPr>
-          <w:rFonts w:ascii="Times New Roman" w:hAnsi="Times New Roman" w:cs="Times New Roman"/>
-          <w:sz w:val="28"/>
-          <w:szCs w:val="28"/>
-          <w:lang w:val="ru-RU"/>
-        </w:rPr>
-        <w:t>CustomKNNClassifier.fit</w:t>
-      </w:r>
-      <w:proofErr w:type="spellEnd"/>
-      <w:r>
-        <w:rPr>
-          <w:rFonts w:ascii="Times New Roman" w:hAnsi="Times New Roman" w:cs="Times New Roman"/>
-          <w:sz w:val="28"/>
-          <w:szCs w:val="28"/>
-          <w:lang w:val="ru-RU"/>
-        </w:rPr>
-        <w:t>(</w:t>
-      </w:r>
-      <w:proofErr w:type="gramEnd"/>
-      <w:r>
-        <w:rPr>
-          <w:rFonts w:ascii="Times New Roman" w:hAnsi="Times New Roman" w:cs="Times New Roman"/>
-          <w:sz w:val="28"/>
-          <w:szCs w:val="28"/>
-          <w:lang w:val="ru-RU"/>
-        </w:rPr>
-        <w:t>X, y) – обучение классификатора (сохранение данных и кодирование меток).</w:t>
+      <w:r>
+        <w:rPr>
+          <w:rFonts w:ascii="Times New Roman" w:hAnsi="Times New Roman" w:cs="Times New Roman"/>
+          <w:sz w:val="28"/>
+          <w:szCs w:val="28"/>
+          <w:lang w:val="ru-RU"/>
+        </w:rPr>
+        <w:t>CustomKNNClassifier.fit(X, y) – обучение классификатора (сохранение данных и кодирование меток).</w:t>
       </w:r>
     </w:p>
     <w:p>
@@ -5841,25 +5132,14 @@
           <w:lang w:val="ru-RU"/>
         </w:rPr>
       </w:pPr>
-      <w:proofErr w:type="spellStart"/>
-      <w:r>
-        <w:rPr>
-          <w:rFonts w:ascii="Times New Roman" w:hAnsi="Times New Roman" w:cs="Times New Roman"/>
-          <w:sz w:val="28"/>
-          <w:szCs w:val="28"/>
-          <w:lang w:val="ru-RU"/>
-        </w:rPr>
-        <w:t>CustomKNNClassifier.predict</w:t>
-      </w:r>
-      <w:proofErr w:type="spellEnd"/>
-      <w:r>
-        <w:rPr>
-          <w:rFonts w:ascii="Times New Roman" w:hAnsi="Times New Roman" w:cs="Times New Roman"/>
-          <w:sz w:val="28"/>
-          <w:szCs w:val="28"/>
-          <w:lang w:val="ru-RU"/>
-        </w:rPr>
-        <w:t>(X) – предсказание классов для тестовых объектов с векторизованным расчётом расстояний и обработкой ничьих.</w:t>
+      <w:r>
+        <w:rPr>
+          <w:rFonts w:ascii="Times New Roman" w:hAnsi="Times New Roman" w:cs="Times New Roman"/>
+          <w:sz w:val="28"/>
+          <w:szCs w:val="28"/>
+          <w:lang w:val="ru-RU"/>
+        </w:rPr>
+        <w:t>CustomKNNClassifier.predict(X) – предсказание классов для тестовых объектов с векторизованным расчётом расстояний и обработкой ничьих.</w:t>
       </w:r>
     </w:p>
     <w:p>
@@ -5875,25 +5155,14 @@
           <w:lang w:val="ru-RU"/>
         </w:rPr>
       </w:pPr>
-      <w:proofErr w:type="spellStart"/>
-      <w:r>
-        <w:rPr>
-          <w:rFonts w:ascii="Times New Roman" w:hAnsi="Times New Roman" w:cs="Times New Roman"/>
-          <w:sz w:val="28"/>
-          <w:szCs w:val="28"/>
-          <w:lang w:val="ru-RU"/>
-        </w:rPr>
-        <w:t>CustomKNNClassifier.predict_proba</w:t>
-      </w:r>
-      <w:proofErr w:type="spellEnd"/>
-      <w:r>
-        <w:rPr>
-          <w:rFonts w:ascii="Times New Roman" w:hAnsi="Times New Roman" w:cs="Times New Roman"/>
-          <w:sz w:val="28"/>
-          <w:szCs w:val="28"/>
-          <w:lang w:val="ru-RU"/>
-        </w:rPr>
-        <w:t>(X) – возвращает вероятности (доли) каждого класса среди k соседей.</w:t>
+      <w:r>
+        <w:rPr>
+          <w:rFonts w:ascii="Times New Roman" w:hAnsi="Times New Roman" w:cs="Times New Roman"/>
+          <w:sz w:val="28"/>
+          <w:szCs w:val="28"/>
+          <w:lang w:val="ru-RU"/>
+        </w:rPr>
+        <w:t>CustomKNNClassifier.predict_proba(X) – возвращает вероятности (доли) каждого класса среди k соседей.</w:t>
       </w:r>
     </w:p>
     <w:p>
@@ -5909,156 +5178,14 @@
           <w:lang w:val="ru-RU"/>
         </w:rPr>
       </w:pPr>
-      <w:proofErr w:type="spellStart"/>
-      <w:r>
-        <w:rPr>
-          <w:rFonts w:ascii="Times New Roman" w:hAnsi="Times New Roman" w:cs="Times New Roman"/>
-          <w:sz w:val="28"/>
-          <w:szCs w:val="28"/>
-          <w:lang w:val="ru-RU"/>
-        </w:rPr>
-        <w:t>compare_custom_vs_</w:t>
-      </w:r>
-      <w:proofErr w:type="gramStart"/>
-      <w:r>
-        <w:rPr>
-          <w:rFonts w:ascii="Times New Roman" w:hAnsi="Times New Roman" w:cs="Times New Roman"/>
-          <w:sz w:val="28"/>
-          <w:szCs w:val="28"/>
-          <w:lang w:val="ru-RU"/>
-        </w:rPr>
-        <w:t>sklearn</w:t>
-      </w:r>
-      <w:proofErr w:type="spellEnd"/>
-      <w:r>
-        <w:rPr>
-          <w:rFonts w:ascii="Times New Roman" w:hAnsi="Times New Roman" w:cs="Times New Roman"/>
-          <w:sz w:val="28"/>
-          <w:szCs w:val="28"/>
-          <w:lang w:val="ru-RU"/>
-        </w:rPr>
-        <w:t>(</w:t>
-      </w:r>
-      <w:proofErr w:type="spellStart"/>
-      <w:proofErr w:type="gramEnd"/>
-      <w:r>
-        <w:rPr>
-          <w:rFonts w:ascii="Times New Roman" w:hAnsi="Times New Roman" w:cs="Times New Roman"/>
-          <w:sz w:val="28"/>
-          <w:szCs w:val="28"/>
-          <w:lang w:val="ru-RU"/>
-        </w:rPr>
-        <w:t>X_train</w:t>
-      </w:r>
-      <w:proofErr w:type="spellEnd"/>
-      <w:r>
-        <w:rPr>
-          <w:rFonts w:ascii="Times New Roman" w:hAnsi="Times New Roman" w:cs="Times New Roman"/>
-          <w:sz w:val="28"/>
-          <w:szCs w:val="28"/>
-          <w:lang w:val="ru-RU"/>
-        </w:rPr>
-        <w:t xml:space="preserve">, </w:t>
-      </w:r>
-      <w:proofErr w:type="spellStart"/>
-      <w:r>
-        <w:rPr>
-          <w:rFonts w:ascii="Times New Roman" w:hAnsi="Times New Roman" w:cs="Times New Roman"/>
-          <w:sz w:val="28"/>
-          <w:szCs w:val="28"/>
-          <w:lang w:val="ru-RU"/>
-        </w:rPr>
-        <w:t>y_train</w:t>
-      </w:r>
-      <w:proofErr w:type="spellEnd"/>
-      <w:r>
-        <w:rPr>
-          <w:rFonts w:ascii="Times New Roman" w:hAnsi="Times New Roman" w:cs="Times New Roman"/>
-          <w:sz w:val="28"/>
-          <w:szCs w:val="28"/>
-          <w:lang w:val="ru-RU"/>
-        </w:rPr>
-        <w:t xml:space="preserve">, </w:t>
-      </w:r>
-      <w:proofErr w:type="spellStart"/>
-      <w:r>
-        <w:rPr>
-          <w:rFonts w:ascii="Times New Roman" w:hAnsi="Times New Roman" w:cs="Times New Roman"/>
-          <w:sz w:val="28"/>
-          <w:szCs w:val="28"/>
-          <w:lang w:val="ru-RU"/>
-        </w:rPr>
-        <w:t>X_test</w:t>
-      </w:r>
-      <w:proofErr w:type="spellEnd"/>
-      <w:r>
-        <w:rPr>
-          <w:rFonts w:ascii="Times New Roman" w:hAnsi="Times New Roman" w:cs="Times New Roman"/>
-          <w:sz w:val="28"/>
-          <w:szCs w:val="28"/>
-          <w:lang w:val="ru-RU"/>
-        </w:rPr>
-        <w:t xml:space="preserve">, </w:t>
-      </w:r>
-      <w:proofErr w:type="spellStart"/>
-      <w:r>
-        <w:rPr>
-          <w:rFonts w:ascii="Times New Roman" w:hAnsi="Times New Roman" w:cs="Times New Roman"/>
-          <w:sz w:val="28"/>
-          <w:szCs w:val="28"/>
-          <w:lang w:val="ru-RU"/>
-        </w:rPr>
-        <w:t>y_test</w:t>
-      </w:r>
-      <w:proofErr w:type="spellEnd"/>
-      <w:r>
-        <w:rPr>
-          <w:rFonts w:ascii="Times New Roman" w:hAnsi="Times New Roman" w:cs="Times New Roman"/>
-          <w:sz w:val="28"/>
-          <w:szCs w:val="28"/>
-          <w:lang w:val="ru-RU"/>
-        </w:rPr>
-        <w:t xml:space="preserve">, k) – сравнение предсказаний </w:t>
-      </w:r>
-      <w:proofErr w:type="spellStart"/>
-      <w:r>
-        <w:rPr>
-          <w:rFonts w:ascii="Times New Roman" w:hAnsi="Times New Roman" w:cs="Times New Roman"/>
-          <w:sz w:val="28"/>
-          <w:szCs w:val="28"/>
-          <w:lang w:val="ru-RU"/>
-        </w:rPr>
-        <w:t>кастомного</w:t>
-      </w:r>
-      <w:proofErr w:type="spellEnd"/>
-      <w:r>
-        <w:rPr>
-          <w:rFonts w:ascii="Times New Roman" w:hAnsi="Times New Roman" w:cs="Times New Roman"/>
-          <w:sz w:val="28"/>
-          <w:szCs w:val="28"/>
-          <w:lang w:val="ru-RU"/>
-        </w:rPr>
-        <w:t xml:space="preserve"> и </w:t>
-      </w:r>
-      <w:proofErr w:type="spellStart"/>
-      <w:r>
-        <w:rPr>
-          <w:rFonts w:ascii="Times New Roman" w:hAnsi="Times New Roman" w:cs="Times New Roman"/>
-          <w:sz w:val="28"/>
-          <w:szCs w:val="28"/>
-          <w:lang w:val="ru-RU"/>
-        </w:rPr>
-        <w:t>sklearn</w:t>
-      </w:r>
-      <w:proofErr w:type="spellEnd"/>
-      <w:r>
-        <w:rPr>
-          <w:rFonts w:ascii="Times New Roman" w:hAnsi="Times New Roman" w:cs="Times New Roman"/>
-          <w:sz w:val="28"/>
-          <w:szCs w:val="28"/>
-          <w:lang w:val="ru-RU"/>
-        </w:rPr>
-        <w:t xml:space="preserve"> классификаторов, вывод метрик.</w:t>
+      <w:r>
+        <w:rPr>
+          <w:rFonts w:ascii="Times New Roman" w:hAnsi="Times New Roman" w:cs="Times New Roman"/>
+          <w:sz w:val="28"/>
+          <w:szCs w:val="28"/>
+          <w:lang w:val="ru-RU"/>
+        </w:rPr>
+        <w:t>compare_custom_vs_sklearn(X_train, y_train, X_test, y_test, k) – сравнение предсказаний кастомного и sklearn классификаторов, вывод метрик.</w:t>
       </w:r>
     </w:p>
     <w:p>
@@ -6074,7 +5201,6 @@
           <w:lang w:val="en-US"/>
         </w:rPr>
       </w:pPr>
-      <w:proofErr w:type="spellStart"/>
       <w:r>
         <w:rPr>
           <w:rFonts w:ascii="Times New Roman" w:hAnsi="Times New Roman" w:cs="Times New Roman"/>
@@ -6083,9 +5209,17 @@
           <w:lang w:val="en-US"/>
         </w:rPr>
         <w:lastRenderedPageBreak/>
-        <w:t>plot_decision_</w:t>
-      </w:r>
-      <w:proofErr w:type="gramStart"/>
+        <w:t xml:space="preserve">plot_decision_boundaries(model, X, y, test_points, test_labels, title, ax) – </w:t>
+      </w:r>
+      <w:r>
+        <w:rPr>
+          <w:rFonts w:ascii="Times New Roman" w:hAnsi="Times New Roman" w:cs="Times New Roman"/>
+          <w:sz w:val="28"/>
+          <w:szCs w:val="28"/>
+          <w:lang w:val="ru-RU"/>
+        </w:rPr>
+        <w:t>построение</w:t>
+      </w:r>
       <w:r>
         <w:rPr>
           <w:rFonts w:ascii="Times New Roman" w:hAnsi="Times New Roman" w:cs="Times New Roman"/>
@@ -6093,9 +5227,17 @@
           <w:szCs w:val="28"/>
           <w:lang w:val="en-US"/>
         </w:rPr>
-        <w:t>boundaries</w:t>
-      </w:r>
-      <w:proofErr w:type="spellEnd"/>
+        <w:t xml:space="preserve"> </w:t>
+      </w:r>
+      <w:r>
+        <w:rPr>
+          <w:rFonts w:ascii="Times New Roman" w:hAnsi="Times New Roman" w:cs="Times New Roman"/>
+          <w:sz w:val="28"/>
+          <w:szCs w:val="28"/>
+          <w:lang w:val="ru-RU"/>
+        </w:rPr>
+        <w:t>разделяющих</w:t>
+      </w:r>
       <w:r>
         <w:rPr>
           <w:rFonts w:ascii="Times New Roman" w:hAnsi="Times New Roman" w:cs="Times New Roman"/>
@@ -6103,9 +5245,17 @@
           <w:szCs w:val="28"/>
           <w:lang w:val="en-US"/>
         </w:rPr>
-        <w:t>(</w:t>
-      </w:r>
-      <w:proofErr w:type="gramEnd"/>
+        <w:t xml:space="preserve"> </w:t>
+      </w:r>
+      <w:r>
+        <w:rPr>
+          <w:rFonts w:ascii="Times New Roman" w:hAnsi="Times New Roman" w:cs="Times New Roman"/>
+          <w:sz w:val="28"/>
+          <w:szCs w:val="28"/>
+          <w:lang w:val="ru-RU"/>
+        </w:rPr>
+        <w:t>поверхностей</w:t>
+      </w:r>
       <w:r>
         <w:rPr>
           <w:rFonts w:ascii="Times New Roman" w:hAnsi="Times New Roman" w:cs="Times New Roman"/>
@@ -6113,9 +5263,17 @@
           <w:szCs w:val="28"/>
           <w:lang w:val="en-US"/>
         </w:rPr>
-        <w:t xml:space="preserve">model, X, y, </w:t>
-      </w:r>
-      <w:proofErr w:type="spellStart"/>
+        <w:t xml:space="preserve"> </w:t>
+      </w:r>
+      <w:r>
+        <w:rPr>
+          <w:rFonts w:ascii="Times New Roman" w:hAnsi="Times New Roman" w:cs="Times New Roman"/>
+          <w:sz w:val="28"/>
+          <w:szCs w:val="28"/>
+          <w:lang w:val="ru-RU"/>
+        </w:rPr>
+        <w:t>с</w:t>
+      </w:r>
       <w:r>
         <w:rPr>
           <w:rFonts w:ascii="Times New Roman" w:hAnsi="Times New Roman" w:cs="Times New Roman"/>
@@ -6123,9 +5281,17 @@
           <w:szCs w:val="28"/>
           <w:lang w:val="en-US"/>
         </w:rPr>
-        <w:t>test_points</w:t>
-      </w:r>
-      <w:proofErr w:type="spellEnd"/>
+        <w:t xml:space="preserve"> </w:t>
+      </w:r>
+      <w:r>
+        <w:rPr>
+          <w:rFonts w:ascii="Times New Roman" w:hAnsi="Times New Roman" w:cs="Times New Roman"/>
+          <w:sz w:val="28"/>
+          <w:szCs w:val="28"/>
+          <w:lang w:val="ru-RU"/>
+        </w:rPr>
+        <w:t>помощью</w:t>
+      </w:r>
       <w:r>
         <w:rPr>
           <w:rFonts w:ascii="Times New Roman" w:hAnsi="Times New Roman" w:cs="Times New Roman"/>
@@ -6133,9 +5299,17 @@
           <w:szCs w:val="28"/>
           <w:lang w:val="en-US"/>
         </w:rPr>
-        <w:t xml:space="preserve">, </w:t>
-      </w:r>
-      <w:proofErr w:type="spellStart"/>
+        <w:t xml:space="preserve"> meshgrid </w:t>
+      </w:r>
+      <w:r>
+        <w:rPr>
+          <w:rFonts w:ascii="Times New Roman" w:hAnsi="Times New Roman" w:cs="Times New Roman"/>
+          <w:sz w:val="28"/>
+          <w:szCs w:val="28"/>
+          <w:lang w:val="ru-RU"/>
+        </w:rPr>
+        <w:t>и</w:t>
+      </w:r>
       <w:r>
         <w:rPr>
           <w:rFonts w:ascii="Times New Roman" w:hAnsi="Times New Roman" w:cs="Times New Roman"/>
@@ -6143,165 +5317,7 @@
           <w:szCs w:val="28"/>
           <w:lang w:val="en-US"/>
         </w:rPr>
-        <w:t>test_labels</w:t>
-      </w:r>
-      <w:proofErr w:type="spellEnd"/>
-      <w:r>
-        <w:rPr>
-          <w:rFonts w:ascii="Times New Roman" w:hAnsi="Times New Roman" w:cs="Times New Roman"/>
-          <w:sz w:val="28"/>
-          <w:szCs w:val="28"/>
-          <w:lang w:val="en-US"/>
-        </w:rPr>
-        <w:t xml:space="preserve">, title, ax) – </w:t>
-      </w:r>
-      <w:r>
-        <w:rPr>
-          <w:rFonts w:ascii="Times New Roman" w:hAnsi="Times New Roman" w:cs="Times New Roman"/>
-          <w:sz w:val="28"/>
-          <w:szCs w:val="28"/>
-          <w:lang w:val="ru-RU"/>
-        </w:rPr>
-        <w:t>построение</w:t>
-      </w:r>
-      <w:r>
-        <w:rPr>
-          <w:rFonts w:ascii="Times New Roman" w:hAnsi="Times New Roman" w:cs="Times New Roman"/>
-          <w:sz w:val="28"/>
-          <w:szCs w:val="28"/>
-          <w:lang w:val="en-US"/>
-        </w:rPr>
-        <w:t xml:space="preserve"> </w:t>
-      </w:r>
-      <w:r>
-        <w:rPr>
-          <w:rFonts w:ascii="Times New Roman" w:hAnsi="Times New Roman" w:cs="Times New Roman"/>
-          <w:sz w:val="28"/>
-          <w:szCs w:val="28"/>
-          <w:lang w:val="ru-RU"/>
-        </w:rPr>
-        <w:t>разделяющих</w:t>
-      </w:r>
-      <w:r>
-        <w:rPr>
-          <w:rFonts w:ascii="Times New Roman" w:hAnsi="Times New Roman" w:cs="Times New Roman"/>
-          <w:sz w:val="28"/>
-          <w:szCs w:val="28"/>
-          <w:lang w:val="en-US"/>
-        </w:rPr>
-        <w:t xml:space="preserve"> </w:t>
-      </w:r>
-      <w:r>
-        <w:rPr>
-          <w:rFonts w:ascii="Times New Roman" w:hAnsi="Times New Roman" w:cs="Times New Roman"/>
-          <w:sz w:val="28"/>
-          <w:szCs w:val="28"/>
-          <w:lang w:val="ru-RU"/>
-        </w:rPr>
-        <w:t>поверхностей</w:t>
-      </w:r>
-      <w:r>
-        <w:rPr>
-          <w:rFonts w:ascii="Times New Roman" w:hAnsi="Times New Roman" w:cs="Times New Roman"/>
-          <w:sz w:val="28"/>
-          <w:szCs w:val="28"/>
-          <w:lang w:val="en-US"/>
-        </w:rPr>
-        <w:t xml:space="preserve"> </w:t>
-      </w:r>
-      <w:r>
-        <w:rPr>
-          <w:rFonts w:ascii="Times New Roman" w:hAnsi="Times New Roman" w:cs="Times New Roman"/>
-          <w:sz w:val="28"/>
-          <w:szCs w:val="28"/>
-          <w:lang w:val="ru-RU"/>
-        </w:rPr>
-        <w:t>с</w:t>
-      </w:r>
-      <w:r>
-        <w:rPr>
-          <w:rFonts w:ascii="Times New Roman" w:hAnsi="Times New Roman" w:cs="Times New Roman"/>
-          <w:sz w:val="28"/>
-          <w:szCs w:val="28"/>
-          <w:lang w:val="en-US"/>
-        </w:rPr>
-        <w:t xml:space="preserve"> </w:t>
-      </w:r>
-      <w:r>
-        <w:rPr>
-          <w:rFonts w:ascii="Times New Roman" w:hAnsi="Times New Roman" w:cs="Times New Roman"/>
-          <w:sz w:val="28"/>
-          <w:szCs w:val="28"/>
-          <w:lang w:val="ru-RU"/>
-        </w:rPr>
-        <w:t>помощью</w:t>
-      </w:r>
-      <w:r>
-        <w:rPr>
-          <w:rFonts w:ascii="Times New Roman" w:hAnsi="Times New Roman" w:cs="Times New Roman"/>
-          <w:sz w:val="28"/>
-          <w:szCs w:val="28"/>
-          <w:lang w:val="en-US"/>
-        </w:rPr>
-        <w:t xml:space="preserve"> </w:t>
-      </w:r>
-      <w:proofErr w:type="spellStart"/>
-      <w:r>
-        <w:rPr>
-          <w:rFonts w:ascii="Times New Roman" w:hAnsi="Times New Roman" w:cs="Times New Roman"/>
-          <w:sz w:val="28"/>
-          <w:szCs w:val="28"/>
-          <w:lang w:val="en-US"/>
-        </w:rPr>
-        <w:t>meshgrid</w:t>
-      </w:r>
-      <w:proofErr w:type="spellEnd"/>
-      <w:r>
-        <w:rPr>
-          <w:rFonts w:ascii="Times New Roman" w:hAnsi="Times New Roman" w:cs="Times New Roman"/>
-          <w:sz w:val="28"/>
-          <w:szCs w:val="28"/>
-          <w:lang w:val="en-US"/>
-        </w:rPr>
-        <w:t xml:space="preserve"> </w:t>
-      </w:r>
-      <w:r>
-        <w:rPr>
-          <w:rFonts w:ascii="Times New Roman" w:hAnsi="Times New Roman" w:cs="Times New Roman"/>
-          <w:sz w:val="28"/>
-          <w:szCs w:val="28"/>
-          <w:lang w:val="ru-RU"/>
-        </w:rPr>
-        <w:t>и</w:t>
-      </w:r>
-      <w:r>
-        <w:rPr>
-          <w:rFonts w:ascii="Times New Roman" w:hAnsi="Times New Roman" w:cs="Times New Roman"/>
-          <w:sz w:val="28"/>
-          <w:szCs w:val="28"/>
-          <w:lang w:val="en-US"/>
-        </w:rPr>
-        <w:t xml:space="preserve"> </w:t>
-      </w:r>
-      <w:proofErr w:type="spellStart"/>
-      <w:r>
-        <w:rPr>
-          <w:rFonts w:ascii="Times New Roman" w:hAnsi="Times New Roman" w:cs="Times New Roman"/>
-          <w:sz w:val="28"/>
-          <w:szCs w:val="28"/>
-          <w:lang w:val="en-US"/>
-        </w:rPr>
-        <w:t>contourf</w:t>
-      </w:r>
-      <w:proofErr w:type="spellEnd"/>
-      <w:r>
-        <w:rPr>
-          <w:rFonts w:ascii="Times New Roman" w:hAnsi="Times New Roman" w:cs="Times New Roman"/>
-          <w:sz w:val="28"/>
-          <w:szCs w:val="28"/>
-          <w:lang w:val="en-US"/>
-        </w:rPr>
-        <w:t>.</w:t>
+        <w:t xml:space="preserve"> contourf.</w:t>
       </w:r>
     </w:p>
     <w:p>
@@ -6317,65 +5333,14 @@
           <w:lang w:val="ru-RU"/>
         </w:rPr>
       </w:pPr>
-      <w:proofErr w:type="spellStart"/>
-      <w:r>
-        <w:rPr>
-          <w:rFonts w:ascii="Times New Roman" w:hAnsi="Times New Roman" w:cs="Times New Roman"/>
-          <w:sz w:val="28"/>
-          <w:szCs w:val="28"/>
-          <w:lang w:val="ru-RU"/>
-        </w:rPr>
-        <w:t>perform_</w:t>
-      </w:r>
-      <w:proofErr w:type="gramStart"/>
-      <w:r>
-        <w:rPr>
-          <w:rFonts w:ascii="Times New Roman" w:hAnsi="Times New Roman" w:cs="Times New Roman"/>
-          <w:sz w:val="28"/>
-          <w:szCs w:val="28"/>
-          <w:lang w:val="ru-RU"/>
-        </w:rPr>
-        <w:t>loocv</w:t>
-      </w:r>
-      <w:proofErr w:type="spellEnd"/>
-      <w:r>
-        <w:rPr>
-          <w:rFonts w:ascii="Times New Roman" w:hAnsi="Times New Roman" w:cs="Times New Roman"/>
-          <w:sz w:val="28"/>
-          <w:szCs w:val="28"/>
-          <w:lang w:val="ru-RU"/>
-        </w:rPr>
-        <w:t>(</w:t>
-      </w:r>
-      <w:proofErr w:type="gramEnd"/>
-      <w:r>
-        <w:rPr>
-          <w:rFonts w:ascii="Times New Roman" w:hAnsi="Times New Roman" w:cs="Times New Roman"/>
-          <w:sz w:val="28"/>
-          <w:szCs w:val="28"/>
-          <w:lang w:val="ru-RU"/>
-        </w:rPr>
-        <w:t xml:space="preserve">X, y, k) – оценка точности методом </w:t>
-      </w:r>
-      <w:proofErr w:type="spellStart"/>
-      <w:r>
-        <w:rPr>
-          <w:rFonts w:ascii="Times New Roman" w:hAnsi="Times New Roman" w:cs="Times New Roman"/>
-          <w:sz w:val="28"/>
-          <w:szCs w:val="28"/>
-          <w:lang w:val="ru-RU"/>
-        </w:rPr>
-        <w:t>Leave</w:t>
-      </w:r>
-      <w:proofErr w:type="spellEnd"/>
-      <w:r>
-        <w:rPr>
-          <w:rFonts w:ascii="Times New Roman" w:hAnsi="Times New Roman" w:cs="Times New Roman"/>
-          <w:sz w:val="28"/>
-          <w:szCs w:val="28"/>
-          <w:lang w:val="ru-RU"/>
-        </w:rPr>
-        <w:t>-One-Out для обеих реализаций.</w:t>
+      <w:r>
+        <w:rPr>
+          <w:rFonts w:ascii="Times New Roman" w:hAnsi="Times New Roman" w:cs="Times New Roman"/>
+          <w:sz w:val="28"/>
+          <w:szCs w:val="28"/>
+          <w:lang w:val="ru-RU"/>
+        </w:rPr>
+        <w:t>perform_loocv(X, y, k) – оценка точности методом Leave-One-Out для обеих реализаций.</w:t>
       </w:r>
     </w:p>
     <w:p>
@@ -6391,45 +5356,14 @@
           <w:lang w:val="ru-RU"/>
         </w:rPr>
       </w:pPr>
-      <w:proofErr w:type="spellStart"/>
-      <w:r>
-        <w:rPr>
-          <w:rFonts w:ascii="Times New Roman" w:hAnsi="Times New Roman" w:cs="Times New Roman"/>
-          <w:sz w:val="28"/>
-          <w:szCs w:val="28"/>
-          <w:lang w:val="ru-RU"/>
-        </w:rPr>
-        <w:t>black_box_</w:t>
-      </w:r>
-      <w:proofErr w:type="gramStart"/>
-      <w:r>
-        <w:rPr>
-          <w:rFonts w:ascii="Times New Roman" w:hAnsi="Times New Roman" w:cs="Times New Roman"/>
-          <w:sz w:val="28"/>
-          <w:szCs w:val="28"/>
-          <w:lang w:val="ru-RU"/>
-        </w:rPr>
-        <w:t>test</w:t>
-      </w:r>
-      <w:proofErr w:type="spellEnd"/>
-      <w:r>
-        <w:rPr>
-          <w:rFonts w:ascii="Times New Roman" w:hAnsi="Times New Roman" w:cs="Times New Roman"/>
-          <w:sz w:val="28"/>
-          <w:szCs w:val="28"/>
-          <w:lang w:val="ru-RU"/>
-        </w:rPr>
-        <w:t>(</w:t>
-      </w:r>
-      <w:proofErr w:type="gramEnd"/>
-      <w:r>
-        <w:rPr>
-          <w:rFonts w:ascii="Times New Roman" w:hAnsi="Times New Roman" w:cs="Times New Roman"/>
-          <w:sz w:val="28"/>
-          <w:szCs w:val="28"/>
-          <w:lang w:val="ru-RU"/>
-        </w:rPr>
-        <w:t>X, y) – тестирование устойчивости на экстремальных выбросах.</w:t>
+      <w:r>
+        <w:rPr>
+          <w:rFonts w:ascii="Times New Roman" w:hAnsi="Times New Roman" w:cs="Times New Roman"/>
+          <w:sz w:val="28"/>
+          <w:szCs w:val="28"/>
+          <w:lang w:val="ru-RU"/>
+        </w:rPr>
+        <w:t>black_box_test(X, y) – тестирование устойчивости на экстремальных выбросах.</w:t>
       </w:r>
     </w:p>
     <w:p>
@@ -6445,65 +5379,14 @@
           <w:lang w:val="ru-RU"/>
         </w:rPr>
       </w:pPr>
-      <w:proofErr w:type="spellStart"/>
-      <w:r>
-        <w:rPr>
-          <w:rFonts w:ascii="Times New Roman" w:hAnsi="Times New Roman" w:cs="Times New Roman"/>
-          <w:sz w:val="28"/>
-          <w:szCs w:val="28"/>
-          <w:lang w:val="ru-RU"/>
-        </w:rPr>
-        <w:t>white_box_</w:t>
-      </w:r>
-      <w:proofErr w:type="gramStart"/>
-      <w:r>
-        <w:rPr>
-          <w:rFonts w:ascii="Times New Roman" w:hAnsi="Times New Roman" w:cs="Times New Roman"/>
-          <w:sz w:val="28"/>
-          <w:szCs w:val="28"/>
-          <w:lang w:val="ru-RU"/>
-        </w:rPr>
-        <w:t>test</w:t>
-      </w:r>
-      <w:proofErr w:type="spellEnd"/>
-      <w:r>
-        <w:rPr>
-          <w:rFonts w:ascii="Times New Roman" w:hAnsi="Times New Roman" w:cs="Times New Roman"/>
-          <w:sz w:val="28"/>
-          <w:szCs w:val="28"/>
-          <w:lang w:val="ru-RU"/>
-        </w:rPr>
-        <w:t>(</w:t>
-      </w:r>
-      <w:proofErr w:type="gramEnd"/>
-      <w:r>
-        <w:rPr>
-          <w:rFonts w:ascii="Times New Roman" w:hAnsi="Times New Roman" w:cs="Times New Roman"/>
-          <w:sz w:val="28"/>
-          <w:szCs w:val="28"/>
-          <w:lang w:val="ru-RU"/>
-        </w:rPr>
-        <w:t xml:space="preserve">) – искусственная ситуация с ничьей для проверки </w:t>
-      </w:r>
-      <w:proofErr w:type="spellStart"/>
-      <w:r>
-        <w:rPr>
-          <w:rFonts w:ascii="Times New Roman" w:hAnsi="Times New Roman" w:cs="Times New Roman"/>
-          <w:sz w:val="28"/>
-          <w:szCs w:val="28"/>
-          <w:lang w:val="ru-RU"/>
-        </w:rPr>
-        <w:t>tie-breaking</w:t>
-      </w:r>
-      <w:proofErr w:type="spellEnd"/>
-      <w:r>
-        <w:rPr>
-          <w:rFonts w:ascii="Times New Roman" w:hAnsi="Times New Roman" w:cs="Times New Roman"/>
-          <w:sz w:val="28"/>
-          <w:szCs w:val="28"/>
-          <w:lang w:val="ru-RU"/>
-        </w:rPr>
-        <w:t>.</w:t>
+      <w:r>
+        <w:rPr>
+          <w:rFonts w:ascii="Times New Roman" w:hAnsi="Times New Roman" w:cs="Times New Roman"/>
+          <w:sz w:val="28"/>
+          <w:szCs w:val="28"/>
+          <w:lang w:val="ru-RU"/>
+        </w:rPr>
+        <w:t>white_box_test() – искусственная ситуация с ничьей для проверки tie-breaking.</w:t>
       </w:r>
     </w:p>
     <w:p>
@@ -6616,27 +5499,7 @@
           <w:szCs w:val="28"/>
           <w:lang w:val="en-US"/>
         </w:rPr>
-        <w:t xml:space="preserve"> </w:t>
-      </w:r>
-      <w:proofErr w:type="spellStart"/>
-      <w:r>
-        <w:rPr>
-          <w:rFonts w:ascii="Times New Roman" w:hAnsi="Times New Roman" w:cs="Times New Roman"/>
-          <w:sz w:val="28"/>
-          <w:szCs w:val="28"/>
-          <w:lang w:val="en-US"/>
-        </w:rPr>
-        <w:t>DataFrame</w:t>
-      </w:r>
-      <w:proofErr w:type="spellEnd"/>
-      <w:r>
-        <w:rPr>
-          <w:rFonts w:ascii="Times New Roman" w:hAnsi="Times New Roman" w:cs="Times New Roman"/>
-          <w:sz w:val="28"/>
-          <w:szCs w:val="28"/>
-          <w:lang w:val="en-US"/>
-        </w:rPr>
-        <w:t>.</w:t>
+        <w:t xml:space="preserve"> DataFrame.</w:t>
       </w:r>
     </w:p>
     <w:p>
@@ -6684,47 +5547,7 @@
           <w:szCs w:val="28"/>
           <w:lang w:val="ru-RU"/>
         </w:rPr>
-        <w:t xml:space="preserve">Сравнение </w:t>
-      </w:r>
-      <w:proofErr w:type="spellStart"/>
-      <w:r>
-        <w:rPr>
-          <w:rFonts w:ascii="Times New Roman" w:hAnsi="Times New Roman" w:cs="Times New Roman"/>
-          <w:sz w:val="28"/>
-          <w:szCs w:val="28"/>
-          <w:lang w:val="ru-RU"/>
-        </w:rPr>
-        <w:t>кастомного</w:t>
-      </w:r>
-      <w:proofErr w:type="spellEnd"/>
-      <w:r>
-        <w:rPr>
-          <w:rFonts w:ascii="Times New Roman" w:hAnsi="Times New Roman" w:cs="Times New Roman"/>
-          <w:sz w:val="28"/>
-          <w:szCs w:val="28"/>
-          <w:lang w:val="ru-RU"/>
-        </w:rPr>
-        <w:t xml:space="preserve"> и </w:t>
-      </w:r>
-      <w:proofErr w:type="spellStart"/>
-      <w:r>
-        <w:rPr>
-          <w:rFonts w:ascii="Times New Roman" w:hAnsi="Times New Roman" w:cs="Times New Roman"/>
-          <w:sz w:val="28"/>
-          <w:szCs w:val="28"/>
-          <w:lang w:val="ru-RU"/>
-        </w:rPr>
-        <w:t>sklearn</w:t>
-      </w:r>
-      <w:proofErr w:type="spellEnd"/>
-      <w:r>
-        <w:rPr>
-          <w:rFonts w:ascii="Times New Roman" w:hAnsi="Times New Roman" w:cs="Times New Roman"/>
-          <w:sz w:val="28"/>
-          <w:szCs w:val="28"/>
-          <w:lang w:val="ru-RU"/>
-        </w:rPr>
-        <w:t xml:space="preserve"> k-NN при k=3 на исходных данных.</w:t>
+        <w:t>Сравнение кастомного и sklearn k-NN при k=3 на исходных данных.</w:t>
       </w:r>
     </w:p>
     <w:p>
@@ -6772,7 +5595,25 @@
           <w:szCs w:val="28"/>
           <w:lang w:val="ru-RU"/>
         </w:rPr>
-        <w:t>Добавление продуктов класса «Выпечка», повторное сравнение и визуализация для четырёх классов.</w:t>
+        <w:t>Добавление продуктов класса «</w:t>
+      </w:r>
+      <w:r>
+        <w:rPr>
+          <w:rFonts w:ascii="Times New Roman" w:hAnsi="Times New Roman" w:cs="Times New Roman"/>
+          <w:sz w:val="28"/>
+          <w:szCs w:val="28"/>
+          <w:lang w:val="ru-RU"/>
+        </w:rPr>
+        <w:t>выпечка</w:t>
+      </w:r>
+      <w:r>
+        <w:rPr>
+          <w:rFonts w:ascii="Times New Roman" w:hAnsi="Times New Roman" w:cs="Times New Roman"/>
+          <w:sz w:val="28"/>
+          <w:szCs w:val="28"/>
+          <w:lang w:val="ru-RU"/>
+        </w:rPr>
+        <w:t>», повторное сравнение и визуализация для четырёх классов.</w:t>
       </w:r>
     </w:p>
     <w:p>
@@ -6796,47 +5637,7 @@
           <w:szCs w:val="28"/>
           <w:lang w:val="ru-RU"/>
         </w:rPr>
-        <w:t xml:space="preserve">Выполнение LOOCV, </w:t>
-      </w:r>
-      <w:proofErr w:type="spellStart"/>
-      <w:r>
-        <w:rPr>
-          <w:rFonts w:ascii="Times New Roman" w:hAnsi="Times New Roman" w:cs="Times New Roman"/>
-          <w:sz w:val="28"/>
-          <w:szCs w:val="28"/>
-          <w:lang w:val="ru-RU"/>
-        </w:rPr>
-        <w:t>white-box</w:t>
-      </w:r>
-      <w:proofErr w:type="spellEnd"/>
-      <w:r>
-        <w:rPr>
-          <w:rFonts w:ascii="Times New Roman" w:hAnsi="Times New Roman" w:cs="Times New Roman"/>
-          <w:sz w:val="28"/>
-          <w:szCs w:val="28"/>
-          <w:lang w:val="ru-RU"/>
-        </w:rPr>
-        <w:t xml:space="preserve"> и </w:t>
-      </w:r>
-      <w:proofErr w:type="spellStart"/>
-      <w:r>
-        <w:rPr>
-          <w:rFonts w:ascii="Times New Roman" w:hAnsi="Times New Roman" w:cs="Times New Roman"/>
-          <w:sz w:val="28"/>
-          <w:szCs w:val="28"/>
-          <w:lang w:val="ru-RU"/>
-        </w:rPr>
-        <w:t>black-box</w:t>
-      </w:r>
-      <w:proofErr w:type="spellEnd"/>
-      <w:r>
-        <w:rPr>
-          <w:rFonts w:ascii="Times New Roman" w:hAnsi="Times New Roman" w:cs="Times New Roman"/>
-          <w:sz w:val="28"/>
-          <w:szCs w:val="28"/>
-          <w:lang w:val="ru-RU"/>
-        </w:rPr>
-        <w:t xml:space="preserve"> тестов.</w:t>
+        <w:t>Выполнение LOOCV, white-box и black-box тестов.</w:t>
       </w:r>
     </w:p>
     <w:p>
@@ -6991,23 +5792,13 @@
                 <w:szCs w:val="24"/>
               </w:rPr>
             </w:pPr>
-            <w:proofErr w:type="spellStart"/>
             <w:r>
               <w:rPr>
                 <w:rFonts w:ascii="Times New Roman" w:hAnsi="Times New Roman" w:cs="Times New Roman"/>
                 <w:sz w:val="24"/>
                 <w:szCs w:val="24"/>
               </w:rPr>
-              <w:t>Custom</w:t>
-            </w:r>
-            <w:proofErr w:type="spellEnd"/>
-            <w:r>
-              <w:rPr>
-                <w:rFonts w:ascii="Times New Roman" w:hAnsi="Times New Roman" w:cs="Times New Roman"/>
-                <w:sz w:val="24"/>
-                <w:szCs w:val="24"/>
-              </w:rPr>
-              <w:t xml:space="preserve"> k-NN</w:t>
+              <w:t>Custom k-NN</w:t>
             </w:r>
           </w:p>
         </w:tc>
@@ -7032,23 +5823,13 @@
                 <w:szCs w:val="24"/>
               </w:rPr>
             </w:pPr>
-            <w:proofErr w:type="spellStart"/>
             <w:r>
               <w:rPr>
                 <w:rFonts w:ascii="Times New Roman" w:hAnsi="Times New Roman" w:cs="Times New Roman"/>
                 <w:sz w:val="24"/>
                 <w:szCs w:val="24"/>
               </w:rPr>
-              <w:t>Sklearn</w:t>
-            </w:r>
-            <w:proofErr w:type="spellEnd"/>
-            <w:r>
-              <w:rPr>
-                <w:rFonts w:ascii="Times New Roman" w:hAnsi="Times New Roman" w:cs="Times New Roman"/>
-                <w:sz w:val="24"/>
-                <w:szCs w:val="24"/>
-              </w:rPr>
-              <w:t xml:space="preserve"> k-NN</w:t>
+              <w:t>Sklearn k-NN</w:t>
             </w:r>
           </w:p>
         </w:tc>
@@ -7081,7 +5862,7 @@
                 <w:sz w:val="24"/>
                 <w:szCs w:val="24"/>
               </w:rPr>
-              <w:t>Томат</w:t>
+              <w:t>томат</w:t>
             </w:r>
           </w:p>
         </w:tc>
@@ -7112,7 +5893,7 @@
                 <w:sz w:val="24"/>
                 <w:szCs w:val="24"/>
               </w:rPr>
-              <w:t>Протеин</w:t>
+              <w:t>протеин</w:t>
             </w:r>
           </w:p>
         </w:tc>
@@ -7143,7 +5924,7 @@
                 <w:sz w:val="24"/>
                 <w:szCs w:val="24"/>
               </w:rPr>
-              <w:t>Протеин</w:t>
+              <w:t>протеин</w:t>
             </w:r>
           </w:p>
         </w:tc>
@@ -7176,7 +5957,7 @@
                 <w:sz w:val="24"/>
                 <w:szCs w:val="24"/>
               </w:rPr>
-              <w:t>Мороженое</w:t>
+              <w:t>мороженое</w:t>
             </w:r>
           </w:p>
         </w:tc>
@@ -7207,7 +5988,7 @@
                 <w:sz w:val="24"/>
                 <w:szCs w:val="24"/>
               </w:rPr>
-              <w:t>Фрукт</w:t>
+              <w:t>фрукт</w:t>
             </w:r>
           </w:p>
         </w:tc>
@@ -7238,7 +6019,7 @@
                 <w:sz w:val="24"/>
                 <w:szCs w:val="24"/>
               </w:rPr>
-              <w:t>Фрукт</w:t>
+              <w:t>фрукт</w:t>
             </w:r>
           </w:p>
         </w:tc>
@@ -7271,7 +6052,7 @@
                 <w:sz w:val="24"/>
                 <w:szCs w:val="24"/>
               </w:rPr>
-              <w:t>Картофель фри</w:t>
+              <w:t>картофель фри</w:t>
             </w:r>
           </w:p>
         </w:tc>
@@ -7302,7 +6083,7 @@
                 <w:sz w:val="24"/>
                 <w:szCs w:val="24"/>
               </w:rPr>
-              <w:t>Овощ</w:t>
+              <w:t>овощ</w:t>
             </w:r>
           </w:p>
         </w:tc>
@@ -7333,7 +6114,7 @@
                 <w:sz w:val="24"/>
                 <w:szCs w:val="24"/>
               </w:rPr>
-              <w:t>Овощ</w:t>
+              <w:t>овощ</w:t>
             </w:r>
           </w:p>
         </w:tc>
@@ -7465,7 +6246,29 @@
           <w:szCs w:val="28"/>
           <w:lang w:val="ru-RU"/>
         </w:rPr>
-        <w:t>2. Сравнение предсказаний после добавления класса «Выпечка» (4 класса)</w:t>
+        <w:t>2. Сравнение предсказаний после добавления класса «</w:t>
+      </w:r>
+      <w:r>
+        <w:rPr>
+          <w:rFonts w:ascii="Times New Roman" w:eastAsia="Times New Roman" w:hAnsi="Times New Roman" w:cs="Times New Roman"/>
+          <w:b/>
+          <w:bCs/>
+          <w:sz w:val="28"/>
+          <w:szCs w:val="28"/>
+          <w:lang w:val="ru-RU"/>
+        </w:rPr>
+        <w:t>выпечка</w:t>
+      </w:r>
+      <w:r>
+        <w:rPr>
+          <w:rFonts w:ascii="Times New Roman" w:eastAsia="Times New Roman" w:hAnsi="Times New Roman" w:cs="Times New Roman"/>
+          <w:b/>
+          <w:bCs/>
+          <w:sz w:val="28"/>
+          <w:szCs w:val="28"/>
+          <w:lang w:val="ru-RU"/>
+        </w:rPr>
+        <w:t>» (4 класса)</w:t>
       </w:r>
     </w:p>
     <w:p>
@@ -7570,7 +6373,6 @@
                 <w:lang w:val="ru-RU"/>
               </w:rPr>
             </w:pPr>
-            <w:proofErr w:type="spellStart"/>
             <w:r>
               <w:rPr>
                 <w:rFonts w:ascii="Times New Roman" w:hAnsi="Times New Roman" w:cs="Times New Roman"/>
@@ -7578,17 +6380,7 @@
                 <w:szCs w:val="24"/>
                 <w:lang w:val="ru-RU"/>
               </w:rPr>
-              <w:t>Custom</w:t>
-            </w:r>
-            <w:proofErr w:type="spellEnd"/>
-            <w:r>
-              <w:rPr>
-                <w:rFonts w:ascii="Times New Roman" w:hAnsi="Times New Roman" w:cs="Times New Roman"/>
-                <w:sz w:val="24"/>
-                <w:szCs w:val="24"/>
-                <w:lang w:val="ru-RU"/>
-              </w:rPr>
-              <w:t xml:space="preserve"> k-NN</w:t>
+              <w:t>Custom k-NN</w:t>
             </w:r>
           </w:p>
         </w:tc>
@@ -7615,7 +6407,6 @@
                 <w:lang w:val="ru-RU"/>
               </w:rPr>
             </w:pPr>
-            <w:proofErr w:type="spellStart"/>
             <w:r>
               <w:rPr>
                 <w:rFonts w:ascii="Times New Roman" w:hAnsi="Times New Roman" w:cs="Times New Roman"/>
@@ -7623,17 +6414,7 @@
                 <w:szCs w:val="24"/>
                 <w:lang w:val="ru-RU"/>
               </w:rPr>
-              <w:t>Sklearn</w:t>
-            </w:r>
-            <w:proofErr w:type="spellEnd"/>
-            <w:r>
-              <w:rPr>
-                <w:rFonts w:ascii="Times New Roman" w:hAnsi="Times New Roman" w:cs="Times New Roman"/>
-                <w:sz w:val="24"/>
-                <w:szCs w:val="24"/>
-                <w:lang w:val="ru-RU"/>
-              </w:rPr>
-              <w:t xml:space="preserve"> k-NN</w:t>
+              <w:t>Sklearn k-NN</w:t>
             </w:r>
           </w:p>
         </w:tc>
@@ -7672,7 +6453,7 @@
                 <w:szCs w:val="24"/>
                 <w:lang w:val="ru-RU"/>
               </w:rPr>
-              <w:t>Томат</w:t>
+              <w:t>томат</w:t>
             </w:r>
           </w:p>
         </w:tc>
@@ -7706,7 +6487,7 @@
                 <w:szCs w:val="24"/>
                 <w:lang w:val="ru-RU"/>
               </w:rPr>
-              <w:t>Овощ</w:t>
+              <w:t>овощ</w:t>
             </w:r>
           </w:p>
         </w:tc>
@@ -7740,7 +6521,7 @@
                 <w:szCs w:val="24"/>
                 <w:lang w:val="ru-RU"/>
               </w:rPr>
-              <w:t>Выпечка</w:t>
+              <w:t>выпечка</w:t>
             </w:r>
           </w:p>
         </w:tc>
@@ -7779,7 +6560,7 @@
                 <w:szCs w:val="24"/>
                 <w:lang w:val="ru-RU"/>
               </w:rPr>
-              <w:t>Мороженое</w:t>
+              <w:t>мороженое</w:t>
             </w:r>
           </w:p>
         </w:tc>
@@ -7813,7 +6594,7 @@
                 <w:szCs w:val="24"/>
                 <w:lang w:val="ru-RU"/>
               </w:rPr>
-              <w:t>Фрукт</w:t>
+              <w:t>фрукт</w:t>
             </w:r>
           </w:p>
         </w:tc>
@@ -7847,7 +6628,7 @@
                 <w:szCs w:val="24"/>
                 <w:lang w:val="ru-RU"/>
               </w:rPr>
-              <w:t>Фрукт</w:t>
+              <w:t>фрукт</w:t>
             </w:r>
           </w:p>
         </w:tc>
@@ -7886,7 +6667,7 @@
                 <w:szCs w:val="24"/>
                 <w:lang w:val="ru-RU"/>
               </w:rPr>
-              <w:t>Картофель фри</w:t>
+              <w:t>картофель фри</w:t>
             </w:r>
           </w:p>
         </w:tc>
@@ -7920,7 +6701,7 @@
                 <w:szCs w:val="24"/>
                 <w:lang w:val="ru-RU"/>
               </w:rPr>
-              <w:t>Овощ</w:t>
+              <w:t>овощ</w:t>
             </w:r>
           </w:p>
         </w:tc>
@@ -7954,7 +6735,7 @@
                 <w:szCs w:val="24"/>
                 <w:lang w:val="ru-RU"/>
               </w:rPr>
-              <w:t>Выпечка</w:t>
+              <w:t>выпечка</w:t>
             </w:r>
           </w:p>
         </w:tc>
@@ -7988,7 +6769,25 @@
           <w:szCs w:val="28"/>
           <w:lang w:val="ru-RU"/>
         </w:rPr>
-        <w:t xml:space="preserve"> только 1 из 3 (33%) – только Мороженое.</w:t>
+        <w:t xml:space="preserve"> только 1 из 3 (33%) – только </w:t>
+      </w:r>
+      <w:r>
+        <w:rPr>
+          <w:rFonts w:ascii="Times New Roman" w:eastAsia="Times New Roman" w:hAnsi="Times New Roman" w:cs="Times New Roman"/>
+          <w:sz w:val="28"/>
+          <w:szCs w:val="28"/>
+          <w:lang w:val="ru-RU"/>
+        </w:rPr>
+        <w:t>мороженое</w:t>
+      </w:r>
+      <w:r>
+        <w:rPr>
+          <w:rFonts w:ascii="Times New Roman" w:eastAsia="Times New Roman" w:hAnsi="Times New Roman" w:cs="Times New Roman"/>
+          <w:sz w:val="28"/>
+          <w:szCs w:val="28"/>
+          <w:lang w:val="ru-RU"/>
+        </w:rPr>
+        <w:t>.</w:t>
       </w:r>
     </w:p>
     <w:p>
@@ -8020,54 +6819,52 @@
           <w:szCs w:val="28"/>
           <w:lang w:val="ru-RU"/>
         </w:rPr>
-        <w:t xml:space="preserve"> Расхождение связано с разной стратегией разрешения ничьих. Для Томата и Картофеля фри среди 3 ближайших соседей оказалось несколько классов с одинаковым числом голосов. </w:t>
-      </w:r>
-      <w:proofErr w:type="spellStart"/>
-      <w:r>
-        <w:rPr>
-          <w:rFonts w:ascii="Times New Roman" w:eastAsia="Times New Roman" w:hAnsi="Times New Roman" w:cs="Times New Roman"/>
-          <w:sz w:val="28"/>
-          <w:szCs w:val="28"/>
-        </w:rPr>
-        <w:t>Кастомный</w:t>
-      </w:r>
-      <w:proofErr w:type="spellEnd"/>
-      <w:r>
-        <w:rPr>
-          <w:rFonts w:ascii="Times New Roman" w:eastAsia="Times New Roman" w:hAnsi="Times New Roman" w:cs="Times New Roman"/>
-          <w:sz w:val="28"/>
-          <w:szCs w:val="28"/>
-        </w:rPr>
-        <w:t xml:space="preserve"> алгоритм выбирает класс ближайшего соседа (из числа претендентов), а </w:t>
-      </w:r>
-      <w:proofErr w:type="spellStart"/>
-      <w:r>
-        <w:rPr>
-          <w:rFonts w:ascii="Times New Roman" w:eastAsia="Times New Roman" w:hAnsi="Times New Roman" w:cs="Times New Roman"/>
-          <w:sz w:val="28"/>
-          <w:szCs w:val="28"/>
-        </w:rPr>
-        <w:t>sklearn</w:t>
-      </w:r>
-      <w:proofErr w:type="spellEnd"/>
-      <w:r>
-        <w:rPr>
-          <w:rFonts w:ascii="Times New Roman" w:eastAsia="Times New Roman" w:hAnsi="Times New Roman" w:cs="Times New Roman"/>
-          <w:sz w:val="28"/>
-          <w:szCs w:val="28"/>
-        </w:rPr>
-        <w:t xml:space="preserve"> по умолчанию разрешает ничью, выбирая тот класс, который встретился первым в массиве обучающих данных (зависит от порядка сортировки). Это демонстрирует важность стандартизации </w:t>
-      </w:r>
-      <w:proofErr w:type="spellStart"/>
-      <w:r>
-        <w:rPr>
-          <w:rFonts w:ascii="Times New Roman" w:eastAsia="Times New Roman" w:hAnsi="Times New Roman" w:cs="Times New Roman"/>
-          <w:sz w:val="28"/>
-          <w:szCs w:val="28"/>
-        </w:rPr>
-        <w:t>tie-breaking</w:t>
-      </w:r>
-      <w:proofErr w:type="spellEnd"/>
+        <w:t xml:space="preserve"> Расхождение связано с разной стратегией разрешения ничьих. Для </w:t>
+      </w:r>
+      <w:r>
+        <w:rPr>
+          <w:rFonts w:ascii="Times New Roman" w:eastAsia="Times New Roman" w:hAnsi="Times New Roman" w:cs="Times New Roman"/>
+          <w:sz w:val="28"/>
+          <w:szCs w:val="28"/>
+          <w:lang w:val="ru-RU"/>
+        </w:rPr>
+        <w:t>томат</w:t>
+      </w:r>
+      <w:r>
+        <w:rPr>
+          <w:rFonts w:ascii="Times New Roman" w:eastAsia="Times New Roman" w:hAnsi="Times New Roman" w:cs="Times New Roman"/>
+          <w:sz w:val="28"/>
+          <w:szCs w:val="28"/>
+          <w:lang w:val="ru-RU"/>
+        </w:rPr>
+        <w:t xml:space="preserve">а и </w:t>
+      </w:r>
+      <w:r>
+        <w:rPr>
+          <w:rFonts w:ascii="Times New Roman" w:eastAsia="Times New Roman" w:hAnsi="Times New Roman" w:cs="Times New Roman"/>
+          <w:sz w:val="28"/>
+          <w:szCs w:val="28"/>
+          <w:lang w:val="ru-RU"/>
+        </w:rPr>
+        <w:t>картофеля фри</w:t>
+      </w:r>
+      <w:r>
+        <w:rPr>
+          <w:rFonts w:ascii="Times New Roman" w:eastAsia="Times New Roman" w:hAnsi="Times New Roman" w:cs="Times New Roman"/>
+          <w:sz w:val="28"/>
+          <w:szCs w:val="28"/>
+          <w:lang w:val="ru-RU"/>
+        </w:rPr>
+        <w:t xml:space="preserve"> среди 3 ближайших соседей оказалось несколько классов с одинаковым числом голосов. </w:t>
+      </w:r>
+      <w:r>
+        <w:rPr>
+          <w:rFonts w:ascii="Times New Roman" w:eastAsia="Times New Roman" w:hAnsi="Times New Roman" w:cs="Times New Roman"/>
+          <w:sz w:val="28"/>
+          <w:szCs w:val="28"/>
+        </w:rPr>
+        <w:t>Кастомный алгоритм выбирает класс ближайшего соседа (из числа претендентов), а sklearn по умолчанию разрешает ничью, выбирая тот класс, который встретился первым в массиве обучающих данных (зависит от порядка сортировки). Это демонстрирует важность стандартизации tie-breaking</w:t>
+      </w:r>
       <w:r>
         <w:rPr>
           <w:rFonts w:ascii="Times New Roman" w:eastAsia="Times New Roman" w:hAnsi="Times New Roman" w:cs="Times New Roman"/>
@@ -8099,31 +6896,7 @@
           <w:szCs w:val="28"/>
           <w:lang w:val="ru-RU"/>
         </w:rPr>
-        <w:t xml:space="preserve">3. </w:t>
-      </w:r>
-      <w:proofErr w:type="spellStart"/>
-      <w:r>
-        <w:rPr>
-          <w:rFonts w:ascii="Times New Roman" w:eastAsia="Times New Roman" w:hAnsi="Times New Roman" w:cs="Times New Roman"/>
-          <w:b/>
-          <w:bCs/>
-          <w:sz w:val="28"/>
-          <w:szCs w:val="28"/>
-          <w:lang w:val="ru-RU"/>
-        </w:rPr>
-        <w:t>Leave</w:t>
-      </w:r>
-      <w:proofErr w:type="spellEnd"/>
-      <w:r>
-        <w:rPr>
-          <w:rFonts w:ascii="Times New Roman" w:eastAsia="Times New Roman" w:hAnsi="Times New Roman" w:cs="Times New Roman"/>
-          <w:b/>
-          <w:bCs/>
-          <w:sz w:val="28"/>
-          <w:szCs w:val="28"/>
-          <w:lang w:val="ru-RU"/>
-        </w:rPr>
-        <w:t>-One-Out кросс-валидация (исходные данные, k=3)</w:t>
+        <w:t>3. Leave-One-Out кросс-валидация (исходные данные, k=3)</w:t>
       </w:r>
     </w:p>
     <w:tbl>
@@ -8249,25 +7022,7 @@
                 <w:sz w:val="24"/>
                 <w:szCs w:val="24"/>
               </w:rPr>
-              <w:t>F1-score (</w:t>
-            </w:r>
-            <w:proofErr w:type="spellStart"/>
-            <w:r>
-              <w:rPr>
-                <w:rFonts w:ascii="Times New Roman" w:eastAsia="Times New Roman" w:hAnsi="Times New Roman" w:cs="Times New Roman"/>
-                <w:sz w:val="24"/>
-                <w:szCs w:val="24"/>
-              </w:rPr>
-              <w:t>weighted</w:t>
-            </w:r>
-            <w:proofErr w:type="spellEnd"/>
-            <w:r>
-              <w:rPr>
-                <w:rFonts w:ascii="Times New Roman" w:eastAsia="Times New Roman" w:hAnsi="Times New Roman" w:cs="Times New Roman"/>
-                <w:sz w:val="24"/>
-                <w:szCs w:val="24"/>
-              </w:rPr>
-              <w:t>)</w:t>
+              <w:t>F1-score (weighted)</w:t>
             </w:r>
           </w:p>
         </w:tc>
@@ -8324,7 +7079,6 @@
                 <w:lang w:val="ru-RU"/>
               </w:rPr>
             </w:pPr>
-            <w:proofErr w:type="spellStart"/>
             <w:r>
               <w:rPr>
                 <w:rFonts w:ascii="Times New Roman" w:eastAsia="Times New Roman" w:hAnsi="Times New Roman" w:cs="Times New Roman"/>
@@ -8332,17 +7086,7 @@
                 <w:szCs w:val="24"/>
                 <w:lang w:val="ru-RU"/>
               </w:rPr>
-              <w:t>Custom</w:t>
-            </w:r>
-            <w:proofErr w:type="spellEnd"/>
-            <w:r>
-              <w:rPr>
-                <w:rFonts w:ascii="Times New Roman" w:eastAsia="Times New Roman" w:hAnsi="Times New Roman" w:cs="Times New Roman"/>
-                <w:sz w:val="24"/>
-                <w:szCs w:val="24"/>
-                <w:lang w:val="ru-RU"/>
-              </w:rPr>
-              <w:t xml:space="preserve"> k-NN</w:t>
+              <w:t>Custom k-NN</w:t>
             </w:r>
           </w:p>
         </w:tc>
@@ -8467,7 +7211,6 @@
                 <w:lang w:val="ru-RU"/>
               </w:rPr>
             </w:pPr>
-            <w:proofErr w:type="spellStart"/>
             <w:r>
               <w:rPr>
                 <w:rFonts w:ascii="Times New Roman" w:eastAsia="Times New Roman" w:hAnsi="Times New Roman" w:cs="Times New Roman"/>
@@ -8475,29 +7218,8 @@
                 <w:szCs w:val="24"/>
                 <w:lang w:val="ru-RU"/>
               </w:rPr>
-              <w:t>Sklearn</w:t>
+              <w:t>Sklearn KNeighbors</w:t>
             </w:r>
-            <w:proofErr w:type="spellEnd"/>
-            <w:r>
-              <w:rPr>
-                <w:rFonts w:ascii="Times New Roman" w:eastAsia="Times New Roman" w:hAnsi="Times New Roman" w:cs="Times New Roman"/>
-                <w:sz w:val="24"/>
-                <w:szCs w:val="24"/>
-                <w:lang w:val="ru-RU"/>
-              </w:rPr>
-              <w:t xml:space="preserve"> </w:t>
-            </w:r>
-            <w:proofErr w:type="spellStart"/>
-            <w:r>
-              <w:rPr>
-                <w:rFonts w:ascii="Times New Roman" w:eastAsia="Times New Roman" w:hAnsi="Times New Roman" w:cs="Times New Roman"/>
-                <w:sz w:val="24"/>
-                <w:szCs w:val="24"/>
-                <w:lang w:val="ru-RU"/>
-              </w:rPr>
-              <w:t>KNeighbors</w:t>
-            </w:r>
-            <w:proofErr w:type="spellEnd"/>
           </w:p>
         </w:tc>
         <w:tc>
@@ -8663,7 +7385,7 @@
                 <w:szCs w:val="24"/>
                 <w:shd w:val="clear" w:color="auto" w:fill="FFFFFF"/>
               </w:rPr>
-              <w:t>Овощ</w:t>
+              <w:t>овощ</w:t>
             </w:r>
           </w:p>
         </w:tc>
@@ -8688,7 +7410,7 @@
                 <w:szCs w:val="24"/>
                 <w:shd w:val="clear" w:color="auto" w:fill="FFFFFF"/>
               </w:rPr>
-              <w:t>Протеин</w:t>
+              <w:t>протеин</w:t>
             </w:r>
           </w:p>
         </w:tc>
@@ -8713,7 +7435,7 @@
                 <w:szCs w:val="24"/>
                 <w:shd w:val="clear" w:color="auto" w:fill="FFFFFF"/>
               </w:rPr>
-              <w:t>Фрукт</w:t>
+              <w:t>фрукт</w:t>
             </w:r>
           </w:p>
         </w:tc>
@@ -8738,7 +7460,7 @@
                 <w:sz w:val="24"/>
                 <w:szCs w:val="24"/>
               </w:rPr>
-              <w:t>Овощ</w:t>
+              <w:t>овощ</w:t>
             </w:r>
           </w:p>
         </w:tc>
@@ -8833,7 +7555,7 @@
                 <w:szCs w:val="24"/>
               </w:rPr>
               <w:lastRenderedPageBreak/>
-              <w:t>Протеин</w:t>
+              <w:t>протеин</w:t>
             </w:r>
           </w:p>
         </w:tc>
@@ -8927,7 +7649,7 @@
                 <w:sz w:val="24"/>
                 <w:szCs w:val="24"/>
               </w:rPr>
-              <w:t>Фрукт</w:t>
+              <w:t>фрукт</w:t>
             </w:r>
           </w:p>
         </w:tc>
@@ -9092,87 +7814,7 @@
           <w:szCs w:val="28"/>
           <w:lang w:val="ru-RU"/>
         </w:rPr>
-        <w:t> </w:t>
-      </w:r>
-      <w:proofErr w:type="spellStart"/>
-      <w:r>
-        <w:rPr>
-          <w:rFonts w:ascii="Times New Roman" w:eastAsia="Times New Roman" w:hAnsi="Times New Roman" w:cs="Times New Roman"/>
-          <w:sz w:val="28"/>
-          <w:szCs w:val="28"/>
-          <w:lang w:val="ru-RU"/>
-        </w:rPr>
-        <w:t>кастомная</w:t>
-      </w:r>
-      <w:proofErr w:type="spellEnd"/>
-      <w:r>
-        <w:rPr>
-          <w:rFonts w:ascii="Times New Roman" w:eastAsia="Times New Roman" w:hAnsi="Times New Roman" w:cs="Times New Roman"/>
-          <w:sz w:val="28"/>
-          <w:szCs w:val="28"/>
-          <w:lang w:val="ru-RU"/>
-        </w:rPr>
-        <w:t xml:space="preserve"> реализация оказалась почти в 5 раз быстрее, чем </w:t>
-      </w:r>
-      <w:proofErr w:type="spellStart"/>
-      <w:r>
-        <w:rPr>
-          <w:rFonts w:ascii="Times New Roman" w:eastAsia="Times New Roman" w:hAnsi="Times New Roman" w:cs="Times New Roman"/>
-          <w:sz w:val="28"/>
-          <w:szCs w:val="28"/>
-          <w:lang w:val="ru-RU"/>
-        </w:rPr>
-        <w:t>sklearn</w:t>
-      </w:r>
-      <w:proofErr w:type="spellEnd"/>
-      <w:r>
-        <w:rPr>
-          <w:rFonts w:ascii="Times New Roman" w:eastAsia="Times New Roman" w:hAnsi="Times New Roman" w:cs="Times New Roman"/>
-          <w:sz w:val="28"/>
-          <w:szCs w:val="28"/>
-          <w:lang w:val="ru-RU"/>
-        </w:rPr>
-        <w:t xml:space="preserve"> (0.0052 с против 0.0246 с). Это объясняется тем, что на малом наборе данных (10 объектов) накладные расходы </w:t>
-      </w:r>
-      <w:proofErr w:type="spellStart"/>
-      <w:r>
-        <w:rPr>
-          <w:rFonts w:ascii="Times New Roman" w:eastAsia="Times New Roman" w:hAnsi="Times New Roman" w:cs="Times New Roman"/>
-          <w:sz w:val="28"/>
-          <w:szCs w:val="28"/>
-          <w:lang w:val="ru-RU"/>
-        </w:rPr>
-        <w:t>sklearn</w:t>
-      </w:r>
-      <w:proofErr w:type="spellEnd"/>
-      <w:r>
-        <w:rPr>
-          <w:rFonts w:ascii="Times New Roman" w:eastAsia="Times New Roman" w:hAnsi="Times New Roman" w:cs="Times New Roman"/>
-          <w:sz w:val="28"/>
-          <w:szCs w:val="28"/>
-          <w:lang w:val="ru-RU"/>
-        </w:rPr>
-        <w:t xml:space="preserve"> на построение дерева поиска не окупаются, а простая векторизованная реализация на чистом </w:t>
-      </w:r>
-      <w:proofErr w:type="spellStart"/>
-      <w:r>
-        <w:rPr>
-          <w:rFonts w:ascii="Times New Roman" w:eastAsia="Times New Roman" w:hAnsi="Times New Roman" w:cs="Times New Roman"/>
-          <w:sz w:val="28"/>
-          <w:szCs w:val="28"/>
-          <w:lang w:val="ru-RU"/>
-        </w:rPr>
-        <w:t>NumPy</w:t>
-      </w:r>
-      <w:proofErr w:type="spellEnd"/>
-      <w:r>
-        <w:rPr>
-          <w:rFonts w:ascii="Times New Roman" w:eastAsia="Times New Roman" w:hAnsi="Times New Roman" w:cs="Times New Roman"/>
-          <w:sz w:val="28"/>
-          <w:szCs w:val="28"/>
-          <w:lang w:val="ru-RU"/>
-        </w:rPr>
-        <w:t xml:space="preserve"> срабатывает быстрее.</w:t>
+        <w:t> кастомная реализация оказалась почти в 5 раз быстрее, чем sklearn (0.0052 с против 0.0246 с). Это объясняется тем, что на малом наборе данных (10 объектов) накладные расходы sklearn на построение дерева поиска не окупаются, а простая векторизованная реализация на чистом NumPy срабатывает быстрее.</w:t>
       </w:r>
     </w:p>
     <w:p>
@@ -9219,7 +7861,7 @@
           <w:szCs w:val="28"/>
           <w:lang w:val="ru-RU"/>
         </w:rPr>
-        <w:t>Овощ</w:t>
+        <w:t>овощ</w:t>
       </w:r>
       <w:r>
         <w:rPr>
@@ -9239,7 +7881,7 @@
           <w:szCs w:val="28"/>
           <w:lang w:val="ru-RU"/>
         </w:rPr>
-        <w:t>Протеин</w:t>
+        <w:t>протеин</w:t>
       </w:r>
       <w:r>
         <w:rPr>
@@ -9259,7 +7901,7 @@
           <w:szCs w:val="28"/>
           <w:lang w:val="ru-RU"/>
         </w:rPr>
-        <w:t>Фрукт</w:t>
+        <w:t>фрукт</w:t>
       </w:r>
       <w:r>
         <w:rPr>
@@ -9279,7 +7921,7 @@
           <w:szCs w:val="28"/>
           <w:lang w:val="ru-RU"/>
         </w:rPr>
-        <w:t>Овощ</w:t>
+        <w:t>овощ</w:t>
       </w:r>
       <w:r>
         <w:rPr>
@@ -9491,7 +8133,25 @@
           <w:szCs w:val="28"/>
           <w:lang w:val="ru-RU"/>
         </w:rPr>
-        <w:t>(1000, 1000) – «Экстремально сладкий» → предсказан «Фрукт»</w:t>
+        <w:t>(1000, 1000) – «Экстремально сладкий» → предсказан «</w:t>
+      </w:r>
+      <w:r>
+        <w:rPr>
+          <w:rFonts w:ascii="Times New Roman" w:eastAsia="Times New Roman" w:hAnsi="Times New Roman" w:cs="Times New Roman"/>
+          <w:sz w:val="28"/>
+          <w:szCs w:val="28"/>
+          <w:lang w:val="ru-RU"/>
+        </w:rPr>
+        <w:t>фрукт</w:t>
+      </w:r>
+      <w:r>
+        <w:rPr>
+          <w:rFonts w:ascii="Times New Roman" w:eastAsia="Times New Roman" w:hAnsi="Times New Roman" w:cs="Times New Roman"/>
+          <w:sz w:val="28"/>
+          <w:szCs w:val="28"/>
+          <w:lang w:val="ru-RU"/>
+        </w:rPr>
+        <w:t>»</w:t>
       </w:r>
     </w:p>
     <w:p>
@@ -9515,7 +8175,25 @@
           <w:szCs w:val="28"/>
           <w:lang w:val="ru-RU"/>
         </w:rPr>
-        <w:t>(-50, -50) – «Отрицательные координаты» → предсказан «Протеин»</w:t>
+        <w:t>(-50, -50) – «Отрицательные координаты» → предсказан «</w:t>
+      </w:r>
+      <w:r>
+        <w:rPr>
+          <w:rFonts w:ascii="Times New Roman" w:eastAsia="Times New Roman" w:hAnsi="Times New Roman" w:cs="Times New Roman"/>
+          <w:sz w:val="28"/>
+          <w:szCs w:val="28"/>
+          <w:lang w:val="ru-RU"/>
+        </w:rPr>
+        <w:t>протеин</w:t>
+      </w:r>
+      <w:r>
+        <w:rPr>
+          <w:rFonts w:ascii="Times New Roman" w:eastAsia="Times New Roman" w:hAnsi="Times New Roman" w:cs="Times New Roman"/>
+          <w:sz w:val="28"/>
+          <w:szCs w:val="28"/>
+          <w:lang w:val="ru-RU"/>
+        </w:rPr>
+        <w:t>»</w:t>
       </w:r>
     </w:p>
     <w:p>
@@ -9539,7 +8217,25 @@
           <w:szCs w:val="28"/>
           <w:lang w:val="ru-RU"/>
         </w:rPr>
-        <w:t>(0, 0) – «Ноль» → предсказан «Протеин»</w:t>
+        <w:t>(0, 0) – «Ноль» → предсказан «</w:t>
+      </w:r>
+      <w:r>
+        <w:rPr>
+          <w:rFonts w:ascii="Times New Roman" w:eastAsia="Times New Roman" w:hAnsi="Times New Roman" w:cs="Times New Roman"/>
+          <w:sz w:val="28"/>
+          <w:szCs w:val="28"/>
+          <w:lang w:val="ru-RU"/>
+        </w:rPr>
+        <w:t>протеин</w:t>
+      </w:r>
+      <w:r>
+        <w:rPr>
+          <w:rFonts w:ascii="Times New Roman" w:eastAsia="Times New Roman" w:hAnsi="Times New Roman" w:cs="Times New Roman"/>
+          <w:sz w:val="28"/>
+          <w:szCs w:val="28"/>
+          <w:lang w:val="ru-RU"/>
+        </w:rPr>
+        <w:t>»</w:t>
       </w:r>
     </w:p>
     <w:p>
@@ -9584,9 +8280,8 @@
           <w:szCs w:val="28"/>
           <w:lang w:val="ru-RU"/>
         </w:rPr>
-        <w:t xml:space="preserve">6. Вероятности классов для Томата (после добавления Выпечки, </w:t>
-      </w:r>
-      <w:proofErr w:type="spellStart"/>
+        <w:t xml:space="preserve">6. Вероятности классов для </w:t>
+      </w:r>
       <w:r>
         <w:rPr>
           <w:rFonts w:ascii="Times New Roman" w:eastAsia="Times New Roman" w:hAnsi="Times New Roman" w:cs="Times New Roman"/>
@@ -9596,9 +8291,8 @@
           <w:szCs w:val="28"/>
           <w:lang w:val="ru-RU"/>
         </w:rPr>
-        <w:t>кастомный</w:t>
-      </w:r>
-      <w:proofErr w:type="spellEnd"/>
+        <w:t>томат</w:t>
+      </w:r>
       <w:r>
         <w:rPr>
           <w:rFonts w:ascii="Times New Roman" w:eastAsia="Times New Roman" w:hAnsi="Times New Roman" w:cs="Times New Roman"/>
@@ -9608,7 +8302,7 @@
           <w:szCs w:val="28"/>
           <w:lang w:val="ru-RU"/>
         </w:rPr>
-        <w:t xml:space="preserve"> классификатор)</w:t>
+        <w:t>а (после добавления Выпечки, кастомный классификатор)</w:t>
       </w:r>
     </w:p>
     <w:tbl>
@@ -9743,7 +8437,7 @@
                 <w:szCs w:val="24"/>
                 <w:lang w:val="ru-RU"/>
               </w:rPr>
-              <w:t>Выпечка</w:t>
+              <w:t>выпечка</w:t>
             </w:r>
           </w:p>
         </w:tc>
@@ -9815,7 +8509,7 @@
                 <w:szCs w:val="24"/>
                 <w:lang w:val="ru-RU"/>
               </w:rPr>
-              <w:t>Овощ</w:t>
+              <w:t>овощ</w:t>
             </w:r>
           </w:p>
         </w:tc>
@@ -9887,7 +8581,7 @@
                 <w:szCs w:val="24"/>
                 <w:lang w:val="ru-RU"/>
               </w:rPr>
-              <w:t>Протеин</w:t>
+              <w:t>протеин</w:t>
             </w:r>
           </w:p>
         </w:tc>
@@ -9959,7 +8653,7 @@
                 <w:szCs w:val="24"/>
                 <w:lang w:val="ru-RU"/>
               </w:rPr>
-              <w:t>Фрукт</w:t>
+              <w:t>фрукт</w:t>
             </w:r>
           </w:p>
         </w:tc>
@@ -10017,47 +8711,97 @@
           <w:szCs w:val="28"/>
           <w:lang w:val="ru-RU"/>
         </w:rPr>
-        <w:t xml:space="preserve">Три класса (Выпечка, Овощ, Протеин) набрали по 1 голосу из 3 – ничья. </w:t>
-      </w:r>
-      <w:proofErr w:type="spellStart"/>
-      <w:r>
-        <w:rPr>
-          <w:rFonts w:ascii="Times New Roman" w:eastAsia="Times New Roman" w:hAnsi="Times New Roman" w:cs="Times New Roman"/>
-          <w:sz w:val="28"/>
-          <w:szCs w:val="28"/>
-          <w:lang w:val="ru-RU"/>
-        </w:rPr>
-        <w:t>Кастомный</w:t>
-      </w:r>
-      <w:proofErr w:type="spellEnd"/>
-      <w:r>
-        <w:rPr>
-          <w:rFonts w:ascii="Times New Roman" w:eastAsia="Times New Roman" w:hAnsi="Times New Roman" w:cs="Times New Roman"/>
-          <w:sz w:val="28"/>
-          <w:szCs w:val="28"/>
-          <w:lang w:val="ru-RU"/>
-        </w:rPr>
-        <w:t xml:space="preserve"> классификатор выбрал Овощ (ближайший сосед среди претендентов). </w:t>
-      </w:r>
-      <w:proofErr w:type="spellStart"/>
-      <w:r>
-        <w:rPr>
-          <w:rFonts w:ascii="Times New Roman" w:eastAsia="Times New Roman" w:hAnsi="Times New Roman" w:cs="Times New Roman"/>
-          <w:sz w:val="28"/>
-          <w:szCs w:val="28"/>
-          <w:lang w:val="ru-RU"/>
-        </w:rPr>
-        <w:t>Sklearn</w:t>
-      </w:r>
-      <w:proofErr w:type="spellEnd"/>
-      <w:r>
-        <w:rPr>
-          <w:rFonts w:ascii="Times New Roman" w:eastAsia="Times New Roman" w:hAnsi="Times New Roman" w:cs="Times New Roman"/>
-          <w:sz w:val="28"/>
-          <w:szCs w:val="28"/>
-          <w:lang w:val="ru-RU"/>
-        </w:rPr>
-        <w:t xml:space="preserve"> выбрал Выпечку.</w:t>
+        <w:t>Три класса (</w:t>
+      </w:r>
+      <w:r>
+        <w:rPr>
+          <w:rFonts w:ascii="Times New Roman" w:eastAsia="Times New Roman" w:hAnsi="Times New Roman" w:cs="Times New Roman"/>
+          <w:sz w:val="28"/>
+          <w:szCs w:val="28"/>
+          <w:lang w:val="ru-RU"/>
+        </w:rPr>
+        <w:t>выпечка</w:t>
+      </w:r>
+      <w:r>
+        <w:rPr>
+          <w:rFonts w:ascii="Times New Roman" w:eastAsia="Times New Roman" w:hAnsi="Times New Roman" w:cs="Times New Roman"/>
+          <w:sz w:val="28"/>
+          <w:szCs w:val="28"/>
+          <w:lang w:val="ru-RU"/>
+        </w:rPr>
+        <w:t xml:space="preserve">, </w:t>
+      </w:r>
+      <w:r>
+        <w:rPr>
+          <w:rFonts w:ascii="Times New Roman" w:eastAsia="Times New Roman" w:hAnsi="Times New Roman" w:cs="Times New Roman"/>
+          <w:sz w:val="28"/>
+          <w:szCs w:val="28"/>
+          <w:lang w:val="ru-RU"/>
+        </w:rPr>
+        <w:t>овощ</w:t>
+      </w:r>
+      <w:r>
+        <w:rPr>
+          <w:rFonts w:ascii="Times New Roman" w:eastAsia="Times New Roman" w:hAnsi="Times New Roman" w:cs="Times New Roman"/>
+          <w:sz w:val="28"/>
+          <w:szCs w:val="28"/>
+          <w:lang w:val="ru-RU"/>
+        </w:rPr>
+        <w:t xml:space="preserve">, </w:t>
+      </w:r>
+      <w:r>
+        <w:rPr>
+          <w:rFonts w:ascii="Times New Roman" w:eastAsia="Times New Roman" w:hAnsi="Times New Roman" w:cs="Times New Roman"/>
+          <w:sz w:val="28"/>
+          <w:szCs w:val="28"/>
+          <w:lang w:val="ru-RU"/>
+        </w:rPr>
+        <w:t>протеин</w:t>
+      </w:r>
+      <w:r>
+        <w:rPr>
+          <w:rFonts w:ascii="Times New Roman" w:eastAsia="Times New Roman" w:hAnsi="Times New Roman" w:cs="Times New Roman"/>
+          <w:sz w:val="28"/>
+          <w:szCs w:val="28"/>
+          <w:lang w:val="ru-RU"/>
+        </w:rPr>
+        <w:t>) набрали по 1 голосу из 3 – ничья. Кастомный классификатор выбрал </w:t>
+      </w:r>
+      <w:r>
+        <w:rPr>
+          <w:rFonts w:ascii="Times New Roman" w:eastAsia="Times New Roman" w:hAnsi="Times New Roman" w:cs="Times New Roman"/>
+          <w:sz w:val="28"/>
+          <w:szCs w:val="28"/>
+          <w:lang w:val="ru-RU"/>
+        </w:rPr>
+        <w:t>овощ</w:t>
+      </w:r>
+      <w:r>
+        <w:rPr>
+          <w:rFonts w:ascii="Times New Roman" w:eastAsia="Times New Roman" w:hAnsi="Times New Roman" w:cs="Times New Roman"/>
+          <w:sz w:val="28"/>
+          <w:szCs w:val="28"/>
+          <w:lang w:val="ru-RU"/>
+        </w:rPr>
+        <w:t> (ближайший сосед среди претендентов). Sklearn выбрал </w:t>
+      </w:r>
+      <w:r>
+        <w:rPr>
+          <w:rFonts w:ascii="Times New Roman" w:eastAsia="Times New Roman" w:hAnsi="Times New Roman" w:cs="Times New Roman"/>
+          <w:sz w:val="28"/>
+          <w:szCs w:val="28"/>
+          <w:lang w:val="ru-RU"/>
+        </w:rPr>
+        <w:t>в</w:t>
+      </w:r>
+      <w:r>
+        <w:rPr>
+          <w:rFonts w:ascii="Times New Roman" w:eastAsia="Times New Roman" w:hAnsi="Times New Roman" w:cs="Times New Roman"/>
+          <w:sz w:val="28"/>
+          <w:szCs w:val="28"/>
+          <w:lang w:val="ru-RU"/>
+        </w:rPr>
+        <w:t>ыпечку.</w:t>
       </w:r>
     </w:p>
     <w:p>
@@ -10118,51 +8862,7 @@
           <w:szCs w:val="28"/>
           <w:lang w:val="ru-RU"/>
         </w:rPr>
-        <w:t xml:space="preserve"> – полное совпадение с </w:t>
-      </w:r>
-      <w:proofErr w:type="spellStart"/>
-      <w:r>
-        <w:rPr>
-          <w:rFonts w:ascii="Times New Roman" w:eastAsia="Times New Roman" w:hAnsi="Times New Roman" w:cs="Times New Roman"/>
-          <w:color w:val="0F1115"/>
-          <w:sz w:val="28"/>
-          <w:szCs w:val="28"/>
-          <w:lang w:val="ru-RU"/>
-        </w:rPr>
-        <w:t>sklearn</w:t>
-      </w:r>
-      <w:proofErr w:type="spellEnd"/>
-      <w:r>
-        <w:rPr>
-          <w:rFonts w:ascii="Times New Roman" w:eastAsia="Times New Roman" w:hAnsi="Times New Roman" w:cs="Times New Roman"/>
-          <w:color w:val="0F1115"/>
-          <w:sz w:val="28"/>
-          <w:szCs w:val="28"/>
-          <w:lang w:val="ru-RU"/>
-        </w:rPr>
-        <w:t xml:space="preserve"> (100%). Это подтверждает корректность </w:t>
-      </w:r>
-      <w:proofErr w:type="spellStart"/>
-      <w:r>
-        <w:rPr>
-          <w:rFonts w:ascii="Times New Roman" w:eastAsia="Times New Roman" w:hAnsi="Times New Roman" w:cs="Times New Roman"/>
-          <w:color w:val="0F1115"/>
-          <w:sz w:val="28"/>
-          <w:szCs w:val="28"/>
-          <w:lang w:val="ru-RU"/>
-        </w:rPr>
-        <w:t>кастомной</w:t>
-      </w:r>
-      <w:proofErr w:type="spellEnd"/>
-      <w:r>
-        <w:rPr>
-          <w:rFonts w:ascii="Times New Roman" w:eastAsia="Times New Roman" w:hAnsi="Times New Roman" w:cs="Times New Roman"/>
-          <w:color w:val="0F1115"/>
-          <w:sz w:val="28"/>
-          <w:szCs w:val="28"/>
-          <w:lang w:val="ru-RU"/>
-        </w:rPr>
-        <w:t xml:space="preserve"> реализации для случая без ничьих.</w:t>
+        <w:t> – полное совпадение с sklearn (100%). Это подтверждает корректность кастомной реализации для случая без ничьих.</w:t>
       </w:r>
     </w:p>
     <w:p>
@@ -10190,28 +8890,30 @@
           <w:sz w:val="28"/>
           <w:szCs w:val="28"/>
         </w:rPr>
-        <w:t>После добавления класса «Выпечка»</w:t>
-      </w:r>
-      <w:r>
-        <w:rPr>
-          <w:rFonts w:ascii="Times New Roman" w:eastAsia="Times New Roman" w:hAnsi="Times New Roman" w:cs="Times New Roman"/>
+        <w:t>После добавления класса «</w:t>
+      </w:r>
+      <w:r>
+        <w:rPr>
+          <w:rFonts w:ascii="Times New Roman" w:eastAsia="Times New Roman" w:hAnsi="Times New Roman" w:cs="Times New Roman"/>
+          <w:b/>
+          <w:bCs/>
           <w:color w:val="0F1115"/>
           <w:sz w:val="28"/>
           <w:szCs w:val="28"/>
         </w:rPr>
-        <w:t xml:space="preserve"> – возникли ничьи для Томата и Картофеля фри. Разные стратегии </w:t>
-      </w:r>
-      <w:proofErr w:type="spellStart"/>
-      <w:r>
-        <w:rPr>
-          <w:rFonts w:ascii="Times New Roman" w:eastAsia="Times New Roman" w:hAnsi="Times New Roman" w:cs="Times New Roman"/>
+        <w:t>выпечка</w:t>
+      </w:r>
+      <w:r>
+        <w:rPr>
+          <w:rFonts w:ascii="Times New Roman" w:eastAsia="Times New Roman" w:hAnsi="Times New Roman" w:cs="Times New Roman"/>
+          <w:b/>
+          <w:bCs/>
           <w:color w:val="0F1115"/>
           <w:sz w:val="28"/>
           <w:szCs w:val="28"/>
         </w:rPr>
-        <w:t>tie-breaking</w:t>
-      </w:r>
-      <w:proofErr w:type="spellEnd"/>
+        <w:t>»</w:t>
+      </w:r>
       <w:r>
         <w:rPr>
           <w:rFonts w:ascii="Times New Roman" w:eastAsia="Times New Roman" w:hAnsi="Times New Roman" w:cs="Times New Roman"/>
@@ -10219,9 +8921,8 @@
           <w:sz w:val="28"/>
           <w:szCs w:val="28"/>
         </w:rPr>
-        <w:t xml:space="preserve"> привели к разным предсказаниям. Это важный момент: </w:t>
-      </w:r>
-      <w:proofErr w:type="spellStart"/>
+        <w:t xml:space="preserve"> – возникли ничьи для </w:t>
+      </w:r>
       <w:r>
         <w:rPr>
           <w:rFonts w:ascii="Times New Roman" w:eastAsia="Times New Roman" w:hAnsi="Times New Roman" w:cs="Times New Roman"/>
@@ -10229,9 +8930,8 @@
           <w:sz w:val="28"/>
           <w:szCs w:val="28"/>
         </w:rPr>
-        <w:t>кастомный</w:t>
-      </w:r>
-      <w:proofErr w:type="spellEnd"/>
+        <w:t>томат</w:t>
+      </w:r>
       <w:r>
         <w:rPr>
           <w:rFonts w:ascii="Times New Roman" w:eastAsia="Times New Roman" w:hAnsi="Times New Roman" w:cs="Times New Roman"/>
@@ -10239,9 +8939,8 @@
           <w:sz w:val="28"/>
           <w:szCs w:val="28"/>
         </w:rPr>
-        <w:t xml:space="preserve"> алгоритм использует «ближайший среди претендентов», а </w:t>
-      </w:r>
-      <w:proofErr w:type="spellStart"/>
+        <w:t xml:space="preserve">а и </w:t>
+      </w:r>
       <w:r>
         <w:rPr>
           <w:rFonts w:ascii="Times New Roman" w:eastAsia="Times New Roman" w:hAnsi="Times New Roman" w:cs="Times New Roman"/>
@@ -10249,9 +8948,8 @@
           <w:sz w:val="28"/>
           <w:szCs w:val="28"/>
         </w:rPr>
-        <w:t>sklearn</w:t>
-      </w:r>
-      <w:proofErr w:type="spellEnd"/>
+        <w:t>картофеля фри</w:t>
+      </w:r>
       <w:r>
         <w:rPr>
           <w:rFonts w:ascii="Times New Roman" w:eastAsia="Times New Roman" w:hAnsi="Times New Roman" w:cs="Times New Roman"/>
@@ -10259,7 +8957,7 @@
           <w:sz w:val="28"/>
           <w:szCs w:val="28"/>
         </w:rPr>
-        <w:t xml:space="preserve"> – встроенную эвристику (выбор первого встретившегося класса в обучающей выборке). Оба подхода имеют право на жизнь, но выбор стратегии должен быть задокументирован</w:t>
+        <w:t>. Разные стратегии tie-breaking привели к разным предсказаниям. Это важный момент: кастомный алгоритм использует «ближайший среди претендентов», а sklearn – встроенную эвристику (выбор первого встретившегося класса в обучающей выборке). Оба подхода имеют право на жизнь, но выбор стратегии должен быть задокументирован</w:t>
       </w:r>
       <w:r>
         <w:rPr>
@@ -10348,51 +9046,7 @@
           <w:szCs w:val="28"/>
           <w:lang w:val="ru-RU"/>
         </w:rPr>
-        <w:t> – доказана правильность работы ветки </w:t>
-      </w:r>
-      <w:proofErr w:type="spellStart"/>
-      <w:r>
-        <w:rPr>
-          <w:rFonts w:ascii="Times New Roman" w:eastAsia="Times New Roman" w:hAnsi="Times New Roman" w:cs="Times New Roman"/>
-          <w:color w:val="0F1115"/>
-          <w:sz w:val="28"/>
-          <w:szCs w:val="28"/>
-          <w:lang w:val="ru-RU"/>
-        </w:rPr>
-        <w:t>else</w:t>
-      </w:r>
-      <w:proofErr w:type="spellEnd"/>
-      <w:r>
-        <w:rPr>
-          <w:rFonts w:ascii="Times New Roman" w:eastAsia="Times New Roman" w:hAnsi="Times New Roman" w:cs="Times New Roman"/>
-          <w:color w:val="0F1115"/>
-          <w:sz w:val="28"/>
-          <w:szCs w:val="28"/>
-          <w:lang w:val="ru-RU"/>
-        </w:rPr>
-        <w:t xml:space="preserve"> (ничья) в </w:t>
-      </w:r>
-      <w:proofErr w:type="spellStart"/>
-      <w:r>
-        <w:rPr>
-          <w:rFonts w:ascii="Times New Roman" w:eastAsia="Times New Roman" w:hAnsi="Times New Roman" w:cs="Times New Roman"/>
-          <w:color w:val="0F1115"/>
-          <w:sz w:val="28"/>
-          <w:szCs w:val="28"/>
-          <w:lang w:val="ru-RU"/>
-        </w:rPr>
-        <w:t>кастомном</w:t>
-      </w:r>
-      <w:proofErr w:type="spellEnd"/>
-      <w:r>
-        <w:rPr>
-          <w:rFonts w:ascii="Times New Roman" w:eastAsia="Times New Roman" w:hAnsi="Times New Roman" w:cs="Times New Roman"/>
-          <w:color w:val="0F1115"/>
-          <w:sz w:val="28"/>
-          <w:szCs w:val="28"/>
-          <w:lang w:val="ru-RU"/>
-        </w:rPr>
-        <w:t xml:space="preserve"> коде.</w:t>
+        <w:t> – доказана правильность работы ветки else (ничья) в кастомном коде.</w:t>
       </w:r>
     </w:p>
     <w:p>
@@ -10695,7 +9349,6 @@
           <w:lang w:val="ru-RU"/>
         </w:rPr>
       </w:pPr>
-      <w:proofErr w:type="spellStart"/>
       <w:r>
         <w:rPr>
           <w:rFonts w:ascii="Times New Roman" w:hAnsi="Times New Roman" w:cs="Times New Roman"/>
@@ -10705,48 +9358,16 @@
           <w:szCs w:val="28"/>
           <w:lang w:val="ru-RU"/>
         </w:rPr>
-        <w:t>Кастомная</w:t>
-      </w:r>
-      <w:proofErr w:type="spellEnd"/>
-      <w:r>
-        <w:rPr>
-          <w:rFonts w:ascii="Times New Roman" w:hAnsi="Times New Roman" w:cs="Times New Roman"/>
-          <w:b/>
-          <w:bCs/>
-          <w:sz w:val="28"/>
-          <w:szCs w:val="28"/>
-          <w:lang w:val="ru-RU"/>
-        </w:rPr>
-        <w:t xml:space="preserve"> реализация k-NN</w:t>
-      </w:r>
-      <w:r>
-        <w:rPr>
-          <w:rFonts w:ascii="Times New Roman" w:hAnsi="Times New Roman" w:cs="Times New Roman"/>
-          <w:sz w:val="28"/>
-          <w:szCs w:val="28"/>
-          <w:lang w:val="ru-RU"/>
-        </w:rPr>
-        <w:t xml:space="preserve"> в отсутствие ничьих полностью соответствует эталонной из </w:t>
-      </w:r>
-      <w:proofErr w:type="spellStart"/>
-      <w:r>
-        <w:rPr>
-          <w:rFonts w:ascii="Times New Roman" w:hAnsi="Times New Roman" w:cs="Times New Roman"/>
-          <w:sz w:val="28"/>
-          <w:szCs w:val="28"/>
-          <w:lang w:val="ru-RU"/>
-        </w:rPr>
-        <w:t>scikit-learn</w:t>
-      </w:r>
-      <w:proofErr w:type="spellEnd"/>
-      <w:r>
-        <w:rPr>
-          <w:rFonts w:ascii="Times New Roman" w:hAnsi="Times New Roman" w:cs="Times New Roman"/>
-          <w:sz w:val="28"/>
-          <w:szCs w:val="28"/>
-          <w:lang w:val="ru-RU"/>
-        </w:rPr>
-        <w:t>. При возникновении ничьих поведение может отличаться, что подчёркивает необходимость чёткой спецификации алгоритма.</w:t>
+        <w:t>Кастомная реализация k-NN</w:t>
+      </w:r>
+      <w:r>
+        <w:rPr>
+          <w:rFonts w:ascii="Times New Roman" w:hAnsi="Times New Roman" w:cs="Times New Roman"/>
+          <w:sz w:val="28"/>
+          <w:szCs w:val="28"/>
+          <w:lang w:val="ru-RU"/>
+        </w:rPr>
+        <w:t> в отсутствие ничьих полностью соответствует эталонной из scikit-learn. При возникновении ничьих поведение может отличаться, что подчёркивает необходимость чёткой спецификации алгоритма.</w:t>
       </w:r>
     </w:p>
     <w:p>
@@ -10782,27 +9403,7 @@
           <w:szCs w:val="28"/>
           <w:lang w:val="ru-RU"/>
         </w:rPr>
-        <w:t xml:space="preserve"> усложняет разделяющие поверхности и может приводить к неоднозначностям (ничьим). Разные стратегии </w:t>
-      </w:r>
-      <w:proofErr w:type="spellStart"/>
-      <w:r>
-        <w:rPr>
-          <w:rFonts w:ascii="Times New Roman" w:hAnsi="Times New Roman" w:cs="Times New Roman"/>
-          <w:sz w:val="28"/>
-          <w:szCs w:val="28"/>
-          <w:lang w:val="ru-RU"/>
-        </w:rPr>
-        <w:t>tie-breaking</w:t>
-      </w:r>
-      <w:proofErr w:type="spellEnd"/>
-      <w:r>
-        <w:rPr>
-          <w:rFonts w:ascii="Times New Roman" w:hAnsi="Times New Roman" w:cs="Times New Roman"/>
-          <w:sz w:val="28"/>
-          <w:szCs w:val="28"/>
-          <w:lang w:val="ru-RU"/>
-        </w:rPr>
-        <w:t xml:space="preserve"> дают разные результаты – это важно учитывать при выборе классификатора.</w:t>
+        <w:t> усложняет разделяющие поверхности и может приводить к неоднозначностям (ничьим). Разные стратегии tie-breaking дают разные результаты – это важно учитывать при выборе классификатора.</w:t>
       </w:r>
     </w:p>
     <w:p>
@@ -10838,67 +9439,7 @@
           <w:szCs w:val="28"/>
           <w:lang w:val="ru-RU"/>
         </w:rPr>
-        <w:t> (</w:t>
-      </w:r>
-      <w:proofErr w:type="spellStart"/>
-      <w:r>
-        <w:rPr>
-          <w:rFonts w:ascii="Times New Roman" w:hAnsi="Times New Roman" w:cs="Times New Roman"/>
-          <w:sz w:val="28"/>
-          <w:szCs w:val="28"/>
-          <w:lang w:val="ru-RU"/>
-        </w:rPr>
-        <w:t>white-box</w:t>
-      </w:r>
-      <w:proofErr w:type="spellEnd"/>
-      <w:r>
-        <w:rPr>
-          <w:rFonts w:ascii="Times New Roman" w:hAnsi="Times New Roman" w:cs="Times New Roman"/>
-          <w:sz w:val="28"/>
-          <w:szCs w:val="28"/>
-          <w:lang w:val="ru-RU"/>
-        </w:rPr>
-        <w:t xml:space="preserve">, </w:t>
-      </w:r>
-      <w:proofErr w:type="spellStart"/>
-      <w:r>
-        <w:rPr>
-          <w:rFonts w:ascii="Times New Roman" w:hAnsi="Times New Roman" w:cs="Times New Roman"/>
-          <w:sz w:val="28"/>
-          <w:szCs w:val="28"/>
-          <w:lang w:val="ru-RU"/>
-        </w:rPr>
-        <w:t>black-box</w:t>
-      </w:r>
-      <w:proofErr w:type="spellEnd"/>
-      <w:r>
-        <w:rPr>
-          <w:rFonts w:ascii="Times New Roman" w:hAnsi="Times New Roman" w:cs="Times New Roman"/>
-          <w:sz w:val="28"/>
-          <w:szCs w:val="28"/>
-          <w:lang w:val="ru-RU"/>
-        </w:rPr>
-        <w:t xml:space="preserve">, LOOCV) подтверждают корректность работы </w:t>
-      </w:r>
-      <w:proofErr w:type="spellStart"/>
-      <w:r>
-        <w:rPr>
-          <w:rFonts w:ascii="Times New Roman" w:hAnsi="Times New Roman" w:cs="Times New Roman"/>
-          <w:sz w:val="28"/>
-          <w:szCs w:val="28"/>
-          <w:lang w:val="ru-RU"/>
-        </w:rPr>
-        <w:t>кастомного</w:t>
-      </w:r>
-      <w:proofErr w:type="spellEnd"/>
-      <w:r>
-        <w:rPr>
-          <w:rFonts w:ascii="Times New Roman" w:hAnsi="Times New Roman" w:cs="Times New Roman"/>
-          <w:sz w:val="28"/>
-          <w:szCs w:val="28"/>
-          <w:lang w:val="ru-RU"/>
-        </w:rPr>
-        <w:t xml:space="preserve"> алгоритма в различных режимах, включая граничные случаи.</w:t>
+        <w:t> (white-box, black-box, LOOCV) подтверждают корректность работы кастомного алгоритма в различных режимах, включая граничные случаи.</w:t>
       </w:r>
     </w:p>
     <w:p>
@@ -11100,25 +9641,7 @@
           <w:sz w:val="24"/>
           <w:szCs w:val="24"/>
         </w:rPr>
-        <w:t xml:space="preserve">Полный исходный код программы доступен в репозитории </w:t>
-      </w:r>
-      <w:proofErr w:type="spellStart"/>
-      <w:r>
-        <w:rPr>
-          <w:rFonts w:ascii="Times New Roman" w:eastAsia="Times New Roman" w:hAnsi="Times New Roman" w:cs="Times New Roman"/>
-          <w:sz w:val="24"/>
-          <w:szCs w:val="24"/>
-        </w:rPr>
-        <w:t>GitHub</w:t>
-      </w:r>
-      <w:proofErr w:type="spellEnd"/>
-      <w:r>
-        <w:rPr>
-          <w:rFonts w:ascii="Times New Roman" w:eastAsia="Times New Roman" w:hAnsi="Times New Roman" w:cs="Times New Roman"/>
-          <w:sz w:val="24"/>
-          <w:szCs w:val="24"/>
-        </w:rPr>
-        <w:t>:</w:t>
+        <w:t>Полный исходный код программы доступен в репозитории GitHub:</w:t>
       </w:r>
     </w:p>
     <w:p>
@@ -18270,6 +16793,7 @@
   <w:style w:type="character" w:default="1" w:styleId="a0">
     <w:name w:val="Default Paragraph Font"/>
     <w:uiPriority w:val="1"/>
+    <w:semiHidden/>
     <w:unhideWhenUsed/>
   </w:style>
   <w:style w:type="table" w:default="1" w:styleId="a1">
